--- a/docs/Futsi_Gobernanza_Roadmap.docx
+++ b/docs/Futsi_Gobernanza_Roadmap.docx
@@ -11,9 +11,9 @@
           <w:rFonts w:ascii="Arial" w:hAnsi="Arial"/>
           <w:b/>
           <w:color w:val="0F172A"/>
-          <w:sz w:val="44"/>
+          <w:sz w:val="42"/>
         </w:rPr>
-        <w:t>Gobernanza, roadmap y ejecucion</w:t>
+        <w:t>Gobernanza, Roadmap y Despliegue - Sprint 2</w:t>
       </w:r>
     </w:p>
     <w:p>
@@ -21,9 +21,19 @@
         <w:rPr>
           <w:rFonts w:ascii="Arial" w:hAnsi="Arial"/>
           <w:color w:val="52525B"/>
-          <w:sz w:val="20"/>
+          <w:sz w:val="16"/>
         </w:rPr>
-        <w:t>Futsi Mini ERP - documento formal ampliado</w:t>
+        <w:t>Futsi Mini ERP | Actualizado 2026-05-28</w:t>
+      </w:r>
+    </w:p>
+    <w:p>
+      <w:r>
+        <w:rPr>
+          <w:rFonts w:ascii="Arial" w:hAnsi="Arial"/>
+          <w:b/>
+          <w:sz w:val="19"/>
+        </w:rPr>
+        <w:t>Decision de gobierno: cerrar Sprint 2 completo en local antes de reintentar despliegue productivo, porque se agregaron modelos, endpoints, facturacion simulada, DeepFace local y cambios de infraestructura.</w:t>
       </w:r>
     </w:p>
     <w:p>
@@ -31,12 +41,1725 @@
         <w:pStyle w:val="Heading1"/>
       </w:pPr>
       <w:r>
-        <w:t>Principio</w:t>
+        <w:t>1. Estado del producto</w:t>
+      </w:r>
+    </w:p>
+    <w:tbl>
+      <w:tblPr>
+        <w:tblStyle w:val="TableGrid"/>
+        <w:tblW w:type="auto" w:w="0"/>
+        <w:tblLook w:firstColumn="1" w:firstRow="1" w:lastColumn="0" w:lastRow="0" w:noHBand="0" w:noVBand="1" w:val="04A0"/>
+      </w:tblPr>
+      <w:tblGrid>
+        <w:gridCol w:w="3264"/>
+        <w:gridCol w:w="3264"/>
+        <w:gridCol w:w="3264"/>
+      </w:tblGrid>
+      <w:tr>
+        <w:tc>
+          <w:tcPr>
+            <w:tcW w:type="dxa" w:w="3264"/>
+          </w:tcPr>
+          <w:p>
+            <w:r>
+              <w:rPr>
+                <w:rFonts w:ascii="Arial" w:hAnsi="Arial"/>
+                <w:sz w:val="16"/>
+              </w:rPr>
+              <w:t>Elemento</w:t>
+            </w:r>
+          </w:p>
+        </w:tc>
+        <w:tc>
+          <w:tcPr>
+            <w:tcW w:type="dxa" w:w="3264"/>
+          </w:tcPr>
+          <w:p>
+            <w:r>
+              <w:rPr>
+                <w:rFonts w:ascii="Arial" w:hAnsi="Arial"/>
+                <w:sz w:val="16"/>
+              </w:rPr>
+              <w:t>Estado</w:t>
+            </w:r>
+          </w:p>
+        </w:tc>
+        <w:tc>
+          <w:tcPr>
+            <w:tcW w:type="dxa" w:w="3264"/>
+          </w:tcPr>
+          <w:p>
+            <w:r>
+              <w:rPr>
+                <w:rFonts w:ascii="Arial" w:hAnsi="Arial"/>
+                <w:sz w:val="16"/>
+              </w:rPr>
+              <w:t>Evidencia</w:t>
+            </w:r>
+          </w:p>
+        </w:tc>
+      </w:tr>
+      <w:tr>
+        <w:tc>
+          <w:tcPr>
+            <w:tcW w:type="dxa" w:w="3264"/>
+          </w:tcPr>
+          <w:p>
+            <w:r>
+              <w:rPr>
+                <w:rFonts w:ascii="Arial" w:hAnsi="Arial"/>
+                <w:sz w:val="16"/>
+              </w:rPr>
+              <w:t>Excel contable real</w:t>
+            </w:r>
+          </w:p>
+        </w:tc>
+        <w:tc>
+          <w:tcPr>
+            <w:tcW w:type="dxa" w:w="3264"/>
+          </w:tcPr>
+          <w:p>
+            <w:r>
+              <w:rPr>
+                <w:rFonts w:ascii="Arial" w:hAnsi="Arial"/>
+                <w:sz w:val="16"/>
+              </w:rPr>
+              <w:t>Hecho</w:t>
+            </w:r>
+          </w:p>
+        </w:tc>
+        <w:tc>
+          <w:tcPr>
+            <w:tcW w:type="dxa" w:w="3264"/>
+          </w:tcPr>
+          <w:p>
+            <w:r>
+              <w:rPr>
+                <w:rFonts w:ascii="Arial" w:hAnsi="Arial"/>
+                <w:sz w:val="16"/>
+              </w:rPr>
+              <w:t>GET /api/reports/accounting.xlsx genera workbook valido con Resumen, Pagos, Cargos, Gastos, Descuentos, Asistencia con adeudo y Facturas.</w:t>
+            </w:r>
+          </w:p>
+        </w:tc>
+      </w:tr>
+      <w:tr>
+        <w:tc>
+          <w:tcPr>
+            <w:tcW w:type="dxa" w:w="3264"/>
+          </w:tcPr>
+          <w:p>
+            <w:r>
+              <w:rPr>
+                <w:rFonts w:ascii="Arial" w:hAnsi="Arial"/>
+                <w:sz w:val="16"/>
+              </w:rPr>
+              <w:t>Importacion historica Excel</w:t>
+            </w:r>
+          </w:p>
+        </w:tc>
+        <w:tc>
+          <w:tcPr>
+            <w:tcW w:type="dxa" w:w="3264"/>
+          </w:tcPr>
+          <w:p>
+            <w:r>
+              <w:rPr>
+                <w:rFonts w:ascii="Arial" w:hAnsi="Arial"/>
+                <w:sz w:val="16"/>
+              </w:rPr>
+              <w:t>Hecho base</w:t>
+            </w:r>
+          </w:p>
+        </w:tc>
+        <w:tc>
+          <w:tcPr>
+            <w:tcW w:type="dxa" w:w="3264"/>
+          </w:tcPr>
+          <w:p>
+            <w:r>
+              <w:rPr>
+                <w:rFonts w:ascii="Arial" w:hAnsi="Arial"/>
+                <w:sz w:val="16"/>
+              </w:rPr>
+              <w:t>Admin/contador cargan Excel, capturan password si aplica, revisan preview editable, firman y generan pagos/gastos historicos con auditoria.</w:t>
+            </w:r>
+          </w:p>
+        </w:tc>
+      </w:tr>
+      <w:tr>
+        <w:tc>
+          <w:tcPr>
+            <w:tcW w:type="dxa" w:w="3264"/>
+          </w:tcPr>
+          <w:p>
+            <w:r>
+              <w:rPr>
+                <w:rFonts w:ascii="Arial" w:hAnsi="Arial"/>
+                <w:sz w:val="16"/>
+              </w:rPr>
+              <w:t>Facturacion PAC simulada</w:t>
+            </w:r>
+          </w:p>
+        </w:tc>
+        <w:tc>
+          <w:tcPr>
+            <w:tcW w:type="dxa" w:w="3264"/>
+          </w:tcPr>
+          <w:p>
+            <w:r>
+              <w:rPr>
+                <w:rFonts w:ascii="Arial" w:hAnsi="Arial"/>
+                <w:sz w:val="16"/>
+              </w:rPr>
+              <w:t>Hecho</w:t>
+            </w:r>
+          </w:p>
+        </w:tc>
+        <w:tc>
+          <w:tcPr>
+            <w:tcW w:type="dxa" w:w="3264"/>
+          </w:tcPr>
+          <w:p>
+            <w:r>
+              <w:rPr>
+                <w:rFonts w:ascii="Arial" w:hAnsi="Arial"/>
+                <w:sz w:val="16"/>
+              </w:rPr>
+              <w:t>Modelo Invoice, endpoint /api/invoices/simulate/, descarga PDF y XML con UUID simulado.</w:t>
+            </w:r>
+          </w:p>
+        </w:tc>
+      </w:tr>
+      <w:tr>
+        <w:tc>
+          <w:tcPr>
+            <w:tcW w:type="dxa" w:w="3264"/>
+          </w:tcPr>
+          <w:p>
+            <w:r>
+              <w:rPr>
+                <w:rFonts w:ascii="Arial" w:hAnsi="Arial"/>
+                <w:sz w:val="16"/>
+              </w:rPr>
+              <w:t>Facturas en perfiles</w:t>
+            </w:r>
+          </w:p>
+        </w:tc>
+        <w:tc>
+          <w:tcPr>
+            <w:tcW w:type="dxa" w:w="3264"/>
+          </w:tcPr>
+          <w:p>
+            <w:r>
+              <w:rPr>
+                <w:rFonts w:ascii="Arial" w:hAnsi="Arial"/>
+                <w:sz w:val="16"/>
+              </w:rPr>
+              <w:t>Hecho</w:t>
+            </w:r>
+          </w:p>
+        </w:tc>
+        <w:tc>
+          <w:tcPr>
+            <w:tcW w:type="dxa" w:w="3264"/>
+          </w:tcPr>
+          <w:p>
+            <w:r>
+              <w:rPr>
+                <w:rFonts w:ascii="Arial" w:hAnsi="Arial"/>
+                <w:sz w:val="16"/>
+              </w:rPr>
+              <w:t>Admin/contador generan; guardian/coach/cajero consultan segun permisos.</w:t>
+            </w:r>
+          </w:p>
+        </w:tc>
+      </w:tr>
+      <w:tr>
+        <w:tc>
+          <w:tcPr>
+            <w:tcW w:type="dxa" w:w="3264"/>
+          </w:tcPr>
+          <w:p>
+            <w:r>
+              <w:rPr>
+                <w:rFonts w:ascii="Arial" w:hAnsi="Arial"/>
+                <w:sz w:val="16"/>
+              </w:rPr>
+              <w:t>Pase de lista facial</w:t>
+            </w:r>
+          </w:p>
+        </w:tc>
+        <w:tc>
+          <w:tcPr>
+            <w:tcW w:type="dxa" w:w="3264"/>
+          </w:tcPr>
+          <w:p>
+            <w:r>
+              <w:rPr>
+                <w:rFonts w:ascii="Arial" w:hAnsi="Arial"/>
+                <w:sz w:val="16"/>
+              </w:rPr>
+              <w:t>Hecho local</w:t>
+            </w:r>
+          </w:p>
+        </w:tc>
+        <w:tc>
+          <w:tcPr>
+            <w:tcW w:type="dxa" w:w="3264"/>
+          </w:tcPr>
+          <w:p>
+            <w:r>
+              <w:rPr>
+                <w:rFonts w:ascii="Arial" w:hAnsi="Arial"/>
+                <w:sz w:val="16"/>
+              </w:rPr>
+              <w:t>DeepFace instalado en .venv; endpoint diagnostico y reconocimiento con recuadro azul/verde/rojo.</w:t>
+            </w:r>
+          </w:p>
+        </w:tc>
+      </w:tr>
+      <w:tr>
+        <w:tc>
+          <w:tcPr>
+            <w:tcW w:type="dxa" w:w="3264"/>
+          </w:tcPr>
+          <w:p>
+            <w:r>
+              <w:rPr>
+                <w:rFonts w:ascii="Arial" w:hAnsi="Arial"/>
+                <w:sz w:val="16"/>
+              </w:rPr>
+              <w:t>Alumno demo con foto real</w:t>
+            </w:r>
+          </w:p>
+        </w:tc>
+        <w:tc>
+          <w:tcPr>
+            <w:tcW w:type="dxa" w:w="3264"/>
+          </w:tcPr>
+          <w:p>
+            <w:r>
+              <w:rPr>
+                <w:rFonts w:ascii="Arial" w:hAnsi="Arial"/>
+                <w:sz w:val="16"/>
+              </w:rPr>
+              <w:t>Hecho local</w:t>
+            </w:r>
+          </w:p>
+        </w:tc>
+        <w:tc>
+          <w:tcPr>
+            <w:tcW w:type="dxa" w:w="3264"/>
+          </w:tcPr>
+          <w:p>
+            <w:r>
+              <w:rPr>
+                <w:rFonts w:ascii="Arial" w:hAnsi="Arial"/>
+                <w:sz w:val="16"/>
+              </w:rPr>
+              <w:t>Marco Antonio Demo en Roma / Equipo Sub-12 A con foto students/photos/retrato_marco.jpeg.</w:t>
+            </w:r>
+          </w:p>
+        </w:tc>
+      </w:tr>
+      <w:tr>
+        <w:tc>
+          <w:tcPr>
+            <w:tcW w:type="dxa" w:w="3264"/>
+          </w:tcPr>
+          <w:p>
+            <w:r>
+              <w:rPr>
+                <w:rFonts w:ascii="Arial" w:hAnsi="Arial"/>
+                <w:sz w:val="16"/>
+              </w:rPr>
+              <w:t>PWA Android gratis</w:t>
+            </w:r>
+          </w:p>
+        </w:tc>
+        <w:tc>
+          <w:tcPr>
+            <w:tcW w:type="dxa" w:w="3264"/>
+          </w:tcPr>
+          <w:p>
+            <w:r>
+              <w:rPr>
+                <w:rFonts w:ascii="Arial" w:hAnsi="Arial"/>
+                <w:sz w:val="16"/>
+              </w:rPr>
+              <w:t>Hecho base</w:t>
+            </w:r>
+          </w:p>
+        </w:tc>
+        <w:tc>
+          <w:tcPr>
+            <w:tcW w:type="dxa" w:w="3264"/>
+          </w:tcPr>
+          <w:p>
+            <w:r>
+              <w:rPr>
+                <w:rFonts w:ascii="Arial" w:hAnsi="Arial"/>
+                <w:sz w:val="16"/>
+              </w:rPr>
+              <w:t>Manifest, icono SVG, service worker y registro en produccion.</w:t>
+            </w:r>
+          </w:p>
+        </w:tc>
+      </w:tr>
+      <w:tr>
+        <w:tc>
+          <w:tcPr>
+            <w:tcW w:type="dxa" w:w="3264"/>
+          </w:tcPr>
+          <w:p>
+            <w:r>
+              <w:rPr>
+                <w:rFonts w:ascii="Arial" w:hAnsi="Arial"/>
+                <w:sz w:val="16"/>
+              </w:rPr>
+              <w:t>APK Android Capacitor</w:t>
+            </w:r>
+          </w:p>
+        </w:tc>
+        <w:tc>
+          <w:tcPr>
+            <w:tcW w:type="dxa" w:w="3264"/>
+          </w:tcPr>
+          <w:p>
+            <w:r>
+              <w:rPr>
+                <w:rFonts w:ascii="Arial" w:hAnsi="Arial"/>
+                <w:sz w:val="16"/>
+              </w:rPr>
+              <w:t>Hecho demo</w:t>
+            </w:r>
+          </w:p>
+        </w:tc>
+        <w:tc>
+          <w:tcPr>
+            <w:tcW w:type="dxa" w:w="3264"/>
+          </w:tcPr>
+          <w:p>
+            <w:r>
+              <w:rPr>
+                <w:rFonts w:ascii="Arial" w:hAnsi="Arial"/>
+                <w:sz w:val="16"/>
+              </w:rPr>
+              <w:t>APK debug generado en front/android/app/build/outputs/apk/debug/app-debug.apk y consume API local via 10.0.2.2.</w:t>
+            </w:r>
+          </w:p>
+        </w:tc>
+      </w:tr>
+      <w:tr>
+        <w:tc>
+          <w:tcPr>
+            <w:tcW w:type="dxa" w:w="3264"/>
+          </w:tcPr>
+          <w:p>
+            <w:r>
+              <w:rPr>
+                <w:rFonts w:ascii="Arial" w:hAnsi="Arial"/>
+                <w:sz w:val="16"/>
+              </w:rPr>
+              <w:t>Responsive mobile</w:t>
+            </w:r>
+          </w:p>
+        </w:tc>
+        <w:tc>
+          <w:tcPr>
+            <w:tcW w:type="dxa" w:w="3264"/>
+          </w:tcPr>
+          <w:p>
+            <w:r>
+              <w:rPr>
+                <w:rFonts w:ascii="Arial" w:hAnsi="Arial"/>
+                <w:sz w:val="16"/>
+              </w:rPr>
+              <w:t>Hecho base</w:t>
+            </w:r>
+          </w:p>
+        </w:tc>
+        <w:tc>
+          <w:tcPr>
+            <w:tcW w:type="dxa" w:w="3264"/>
+          </w:tcPr>
+          <w:p>
+            <w:r>
+              <w:rPr>
+                <w:rFonts w:ascii="Arial" w:hAnsi="Arial"/>
+                <w:sz w:val="16"/>
+              </w:rPr>
+              <w:t>CSS global para header, tablas, formularios, botones tactiles y overflow.</w:t>
+            </w:r>
+          </w:p>
+        </w:tc>
+      </w:tr>
+      <w:tr>
+        <w:tc>
+          <w:tcPr>
+            <w:tcW w:type="dxa" w:w="3264"/>
+          </w:tcPr>
+          <w:p>
+            <w:r>
+              <w:rPr>
+                <w:rFonts w:ascii="Arial" w:hAnsi="Arial"/>
+                <w:sz w:val="16"/>
+              </w:rPr>
+              <w:t>Tema oscuro web/Android</w:t>
+            </w:r>
+          </w:p>
+        </w:tc>
+        <w:tc>
+          <w:tcPr>
+            <w:tcW w:type="dxa" w:w="3264"/>
+          </w:tcPr>
+          <w:p>
+            <w:r>
+              <w:rPr>
+                <w:rFonts w:ascii="Arial" w:hAnsi="Arial"/>
+                <w:sz w:val="16"/>
+              </w:rPr>
+              <w:t>Hecho</w:t>
+            </w:r>
+          </w:p>
+        </w:tc>
+        <w:tc>
+          <w:tcPr>
+            <w:tcW w:type="dxa" w:w="3264"/>
+          </w:tcPr>
+          <w:p>
+            <w:r>
+              <w:rPr>
+                <w:rFonts w:ascii="Arial" w:hAnsi="Arial"/>
+                <w:sz w:val="16"/>
+              </w:rPr>
+              <w:t>Toggle global claro/oscuro con persistencia localStorage, estilos de cards, tablas, inputs, mapa y menu movil.</w:t>
+            </w:r>
+          </w:p>
+        </w:tc>
+      </w:tr>
+      <w:tr>
+        <w:tc>
+          <w:tcPr>
+            <w:tcW w:type="dxa" w:w="3264"/>
+          </w:tcPr>
+          <w:p>
+            <w:r>
+              <w:rPr>
+                <w:rFonts w:ascii="Arial" w:hAnsi="Arial"/>
+                <w:sz w:val="16"/>
+              </w:rPr>
+              <w:t>Despliegue frontend</w:t>
+            </w:r>
+          </w:p>
+        </w:tc>
+        <w:tc>
+          <w:tcPr>
+            <w:tcW w:type="dxa" w:w="3264"/>
+          </w:tcPr>
+          <w:p>
+            <w:r>
+              <w:rPr>
+                <w:rFonts w:ascii="Arial" w:hAnsi="Arial"/>
+                <w:sz w:val="16"/>
+              </w:rPr>
+              <w:t>Hecho</w:t>
+            </w:r>
+          </w:p>
+        </w:tc>
+        <w:tc>
+          <w:tcPr>
+            <w:tcW w:type="dxa" w:w="3264"/>
+          </w:tcPr>
+          <w:p>
+            <w:r>
+              <w:rPr>
+                <w:rFonts w:ascii="Arial" w:hAnsi="Arial"/>
+                <w:sz w:val="16"/>
+              </w:rPr>
+              <w:t>GitHub Pages publica React en /futsi/ con VITE_API_URL a Render.</w:t>
+            </w:r>
+          </w:p>
+        </w:tc>
+      </w:tr>
+      <w:tr>
+        <w:tc>
+          <w:tcPr>
+            <w:tcW w:type="dxa" w:w="3264"/>
+          </w:tcPr>
+          <w:p>
+            <w:r>
+              <w:rPr>
+                <w:rFonts w:ascii="Arial" w:hAnsi="Arial"/>
+                <w:sz w:val="16"/>
+              </w:rPr>
+              <w:t>Despliegue backend</w:t>
+            </w:r>
+          </w:p>
+        </w:tc>
+        <w:tc>
+          <w:tcPr>
+            <w:tcW w:type="dxa" w:w="3264"/>
+          </w:tcPr>
+          <w:p>
+            <w:r>
+              <w:rPr>
+                <w:rFonts w:ascii="Arial" w:hAnsi="Arial"/>
+                <w:sz w:val="16"/>
+              </w:rPr>
+              <w:t>Preparado / pausado</w:t>
+            </w:r>
+          </w:p>
+        </w:tc>
+        <w:tc>
+          <w:tcPr>
+            <w:tcW w:type="dxa" w:w="3264"/>
+          </w:tcPr>
+          <w:p>
+            <w:r>
+              <w:rPr>
+                <w:rFonts w:ascii="Arial" w:hAnsi="Arial"/>
+                <w:sz w:val="16"/>
+              </w:rPr>
+              <w:t>Render + Dockerfile + render.yaml + Supabase Postgres; produccion final se reintentara al cerrar Sprint 2.</w:t>
+            </w:r>
+          </w:p>
+        </w:tc>
+      </w:tr>
+      <w:tr>
+        <w:tc>
+          <w:tcPr>
+            <w:tcW w:type="dxa" w:w="3264"/>
+          </w:tcPr>
+          <w:p>
+            <w:r>
+              <w:rPr>
+                <w:rFonts w:ascii="Arial" w:hAnsi="Arial"/>
+                <w:sz w:val="16"/>
+              </w:rPr>
+              <w:t>Supabase Postgres</w:t>
+            </w:r>
+          </w:p>
+        </w:tc>
+        <w:tc>
+          <w:tcPr>
+            <w:tcW w:type="dxa" w:w="3264"/>
+          </w:tcPr>
+          <w:p>
+            <w:r>
+              <w:rPr>
+                <w:rFonts w:ascii="Arial" w:hAnsi="Arial"/>
+                <w:sz w:val="16"/>
+              </w:rPr>
+              <w:t>Preparado</w:t>
+            </w:r>
+          </w:p>
+        </w:tc>
+        <w:tc>
+          <w:tcPr>
+            <w:tcW w:type="dxa" w:w="3264"/>
+          </w:tcPr>
+          <w:p>
+            <w:r>
+              <w:rPr>
+                <w:rFonts w:ascii="Arial" w:hAnsi="Arial"/>
+                <w:sz w:val="16"/>
+              </w:rPr>
+              <w:t>settings.py soporta POSTGRES_* con sslmode=require para evitar errores por URL malformada.</w:t>
+            </w:r>
+          </w:p>
+        </w:tc>
+      </w:tr>
+    </w:tbl>
+    <w:p/>
+    <w:p>
+      <w:pPr>
+        <w:pStyle w:val="Heading1"/>
+      </w:pPr>
+      <w:r>
+        <w:t>2. Solucion de despliegue documentada</w:t>
+      </w:r>
+    </w:p>
+    <w:tbl>
+      <w:tblPr>
+        <w:tblStyle w:val="TableGrid"/>
+        <w:tblW w:type="auto" w:w="0"/>
+        <w:tblLook w:firstColumn="1" w:firstRow="1" w:lastColumn="0" w:lastRow="0" w:noHBand="0" w:noVBand="1" w:val="04A0"/>
+      </w:tblPr>
+      <w:tblGrid>
+        <w:gridCol w:w="3264"/>
+        <w:gridCol w:w="3264"/>
+        <w:gridCol w:w="3264"/>
+      </w:tblGrid>
+      <w:tr>
+        <w:tc>
+          <w:tcPr>
+            <w:tcW w:type="dxa" w:w="3264"/>
+          </w:tcPr>
+          <w:p>
+            <w:r>
+              <w:rPr>
+                <w:rFonts w:ascii="Arial" w:hAnsi="Arial"/>
+                <w:sz w:val="16"/>
+              </w:rPr>
+              <w:t>Problema</w:t>
+            </w:r>
+          </w:p>
+        </w:tc>
+        <w:tc>
+          <w:tcPr>
+            <w:tcW w:type="dxa" w:w="3264"/>
+          </w:tcPr>
+          <w:p>
+            <w:r>
+              <w:rPr>
+                <w:rFonts w:ascii="Arial" w:hAnsi="Arial"/>
+                <w:sz w:val="16"/>
+              </w:rPr>
+              <w:t>Causa</w:t>
+            </w:r>
+          </w:p>
+        </w:tc>
+        <w:tc>
+          <w:tcPr>
+            <w:tcW w:type="dxa" w:w="3264"/>
+          </w:tcPr>
+          <w:p>
+            <w:r>
+              <w:rPr>
+                <w:rFonts w:ascii="Arial" w:hAnsi="Arial"/>
+                <w:sz w:val="16"/>
+              </w:rPr>
+              <w:t>Solucion aplicada</w:t>
+            </w:r>
+          </w:p>
+        </w:tc>
+      </w:tr>
+      <w:tr>
+        <w:tc>
+          <w:tcPr>
+            <w:tcW w:type="dxa" w:w="3264"/>
+          </w:tcPr>
+          <w:p>
+            <w:r>
+              <w:rPr>
+                <w:rFonts w:ascii="Arial" w:hAnsi="Arial"/>
+                <w:sz w:val="16"/>
+              </w:rPr>
+              <w:t>GitHub Pages mostraba documentacion o pagina incompleta</w:t>
+            </w:r>
+          </w:p>
+        </w:tc>
+        <w:tc>
+          <w:tcPr>
+            <w:tcW w:type="dxa" w:w="3264"/>
+          </w:tcPr>
+          <w:p>
+            <w:r>
+              <w:rPr>
+                <w:rFonts w:ascii="Arial" w:hAnsi="Arial"/>
+                <w:sz w:val="16"/>
+              </w:rPr>
+              <w:t>Pages solo sirve estaticos y estaba apuntando a salida/branch incorrecto.</w:t>
+            </w:r>
+          </w:p>
+        </w:tc>
+        <w:tc>
+          <w:tcPr>
+            <w:tcW w:type="dxa" w:w="3264"/>
+          </w:tcPr>
+          <w:p>
+            <w:r>
+              <w:rPr>
+                <w:rFonts w:ascii="Arial" w:hAnsi="Arial"/>
+                <w:sz w:val="16"/>
+              </w:rPr>
+              <w:t>Workflow de frontend construye Vite y publica front/dist en gh-pages; base path /futsi/.</w:t>
+            </w:r>
+          </w:p>
+        </w:tc>
+      </w:tr>
+      <w:tr>
+        <w:tc>
+          <w:tcPr>
+            <w:tcW w:type="dxa" w:w="3264"/>
+          </w:tcPr>
+          <w:p>
+            <w:r>
+              <w:rPr>
+                <w:rFonts w:ascii="Arial" w:hAnsi="Arial"/>
+                <w:sz w:val="16"/>
+              </w:rPr>
+              <w:t>Login devolvia Unexpected token '&lt;'</w:t>
+            </w:r>
+          </w:p>
+        </w:tc>
+        <w:tc>
+          <w:tcPr>
+            <w:tcW w:type="dxa" w:w="3264"/>
+          </w:tcPr>
+          <w:p>
+            <w:r>
+              <w:rPr>
+                <w:rFonts w:ascii="Arial" w:hAnsi="Arial"/>
+                <w:sz w:val="16"/>
+              </w:rPr>
+              <w:t>Frontend llamaba una ruta HTML en lugar del API JSON.</w:t>
+            </w:r>
+          </w:p>
+        </w:tc>
+        <w:tc>
+          <w:tcPr>
+            <w:tcW w:type="dxa" w:w="3264"/>
+          </w:tcPr>
+          <w:p>
+            <w:r>
+              <w:rPr>
+                <w:rFonts w:ascii="Arial" w:hAnsi="Arial"/>
+                <w:sz w:val="16"/>
+              </w:rPr>
+              <w:t>VITE_API_URL apunta a https://futsi.onrender.com/api y el cliente valida respuesta.</w:t>
+            </w:r>
+          </w:p>
+        </w:tc>
+      </w:tr>
+      <w:tr>
+        <w:tc>
+          <w:tcPr>
+            <w:tcW w:type="dxa" w:w="3264"/>
+          </w:tcPr>
+          <w:p>
+            <w:r>
+              <w:rPr>
+                <w:rFonts w:ascii="Arial" w:hAnsi="Arial"/>
+                <w:sz w:val="16"/>
+              </w:rPr>
+              <w:t>Backend no podia vivir en Pages</w:t>
+            </w:r>
+          </w:p>
+        </w:tc>
+        <w:tc>
+          <w:tcPr>
+            <w:tcW w:type="dxa" w:w="3264"/>
+          </w:tcPr>
+          <w:p>
+            <w:r>
+              <w:rPr>
+                <w:rFonts w:ascii="Arial" w:hAnsi="Arial"/>
+                <w:sz w:val="16"/>
+              </w:rPr>
+              <w:t>GitHub Pages no ejecuta procesos Python ni gunicorn.</w:t>
+            </w:r>
+          </w:p>
+        </w:tc>
+        <w:tc>
+          <w:tcPr>
+            <w:tcW w:type="dxa" w:w="3264"/>
+          </w:tcPr>
+          <w:p>
+            <w:r>
+              <w:rPr>
+                <w:rFonts w:ascii="Arial" w:hAnsi="Arial"/>
+                <w:sz w:val="16"/>
+              </w:rPr>
+              <w:t>Django se hospeda en Render como Web Service; Pages queda solo para React.</w:t>
+            </w:r>
+          </w:p>
+        </w:tc>
+      </w:tr>
+      <w:tr>
+        <w:tc>
+          <w:tcPr>
+            <w:tcW w:type="dxa" w:w="3264"/>
+          </w:tcPr>
+          <w:p>
+            <w:r>
+              <w:rPr>
+                <w:rFonts w:ascii="Arial" w:hAnsi="Arial"/>
+                <w:sz w:val="16"/>
+              </w:rPr>
+              <w:t>Render fallaba con ValueError port 'H'</w:t>
+            </w:r>
+          </w:p>
+        </w:tc>
+        <w:tc>
+          <w:tcPr>
+            <w:tcW w:type="dxa" w:w="3264"/>
+          </w:tcPr>
+          <w:p>
+            <w:r>
+              <w:rPr>
+                <w:rFonts w:ascii="Arial" w:hAnsi="Arial"/>
+                <w:sz w:val="16"/>
+              </w:rPr>
+              <w:t>SUPABASE_DATABASE_URL contenia password sin URL encoding, rompiendo parseo de puerto.</w:t>
+            </w:r>
+          </w:p>
+        </w:tc>
+        <w:tc>
+          <w:tcPr>
+            <w:tcW w:type="dxa" w:w="3264"/>
+          </w:tcPr>
+          <w:p>
+            <w:r>
+              <w:rPr>
+                <w:rFonts w:ascii="Arial" w:hAnsi="Arial"/>
+                <w:sz w:val="16"/>
+              </w:rPr>
+              <w:t>settings.py prioriza POSTGRES_* separados: host, puerto, usuario, password, db y sslmode.</w:t>
+            </w:r>
+          </w:p>
+        </w:tc>
+      </w:tr>
+      <w:tr>
+        <w:tc>
+          <w:tcPr>
+            <w:tcW w:type="dxa" w:w="3264"/>
+          </w:tcPr>
+          <w:p>
+            <w:r>
+              <w:rPr>
+                <w:rFonts w:ascii="Arial" w:hAnsi="Arial"/>
+                <w:sz w:val="16"/>
+              </w:rPr>
+              <w:t>Produccion quedo inestable durante cambios de Sprint 2</w:t>
+            </w:r>
+          </w:p>
+        </w:tc>
+        <w:tc>
+          <w:tcPr>
+            <w:tcW w:type="dxa" w:w="3264"/>
+          </w:tcPr>
+          <w:p>
+            <w:r>
+              <w:rPr>
+                <w:rFonts w:ascii="Arial" w:hAnsi="Arial"/>
+                <w:sz w:val="16"/>
+              </w:rPr>
+              <w:t>Se estaban moviendo modelos, dependencias y endpoints nuevos.</w:t>
+            </w:r>
+          </w:p>
+        </w:tc>
+        <w:tc>
+          <w:tcPr>
+            <w:tcW w:type="dxa" w:w="3264"/>
+          </w:tcPr>
+          <w:p>
+            <w:r>
+              <w:rPr>
+                <w:rFonts w:ascii="Arial" w:hAnsi="Arial"/>
+                <w:sz w:val="16"/>
+              </w:rPr>
+              <w:t>Decision de gobierno: seguir local hasta cerrar Sprint 2 y desplegar en bloque probado.</w:t>
+            </w:r>
+          </w:p>
+        </w:tc>
+      </w:tr>
+    </w:tbl>
+    <w:p/>
+    <w:p>
+      <w:pPr>
+        <w:pStyle w:val="Heading1"/>
+      </w:pPr>
+      <w:r>
+        <w:t>3. Roadmap de sprints</w:t>
+      </w:r>
+    </w:p>
+    <w:tbl>
+      <w:tblPr>
+        <w:tblStyle w:val="TableGrid"/>
+        <w:tblW w:type="auto" w:w="0"/>
+        <w:tblLook w:firstColumn="1" w:firstRow="1" w:lastColumn="0" w:lastRow="0" w:noHBand="0" w:noVBand="1" w:val="04A0"/>
+      </w:tblPr>
+      <w:tblGrid>
+        <w:gridCol w:w="2448"/>
+        <w:gridCol w:w="2448"/>
+        <w:gridCol w:w="2448"/>
+        <w:gridCol w:w="2448"/>
+      </w:tblGrid>
+      <w:tr>
+        <w:tc>
+          <w:tcPr>
+            <w:tcW w:type="dxa" w:w="2448"/>
+          </w:tcPr>
+          <w:p>
+            <w:r>
+              <w:rPr>
+                <w:rFonts w:ascii="Arial" w:hAnsi="Arial"/>
+                <w:sz w:val="16"/>
+              </w:rPr>
+              <w:t>Sprint</w:t>
+            </w:r>
+          </w:p>
+        </w:tc>
+        <w:tc>
+          <w:tcPr>
+            <w:tcW w:type="dxa" w:w="2448"/>
+          </w:tcPr>
+          <w:p>
+            <w:r>
+              <w:rPr>
+                <w:rFonts w:ascii="Arial" w:hAnsi="Arial"/>
+                <w:sz w:val="16"/>
+              </w:rPr>
+              <w:t>Objetivo</w:t>
+            </w:r>
+          </w:p>
+        </w:tc>
+        <w:tc>
+          <w:tcPr>
+            <w:tcW w:type="dxa" w:w="2448"/>
+          </w:tcPr>
+          <w:p>
+            <w:r>
+              <w:rPr>
+                <w:rFonts w:ascii="Arial" w:hAnsi="Arial"/>
+                <w:sz w:val="16"/>
+              </w:rPr>
+              <w:t>Entregables</w:t>
+            </w:r>
+          </w:p>
+        </w:tc>
+        <w:tc>
+          <w:tcPr>
+            <w:tcW w:type="dxa" w:w="2448"/>
+          </w:tcPr>
+          <w:p>
+            <w:r>
+              <w:rPr>
+                <w:rFonts w:ascii="Arial" w:hAnsi="Arial"/>
+                <w:sz w:val="16"/>
+              </w:rPr>
+              <w:t>Criterio de salida</w:t>
+            </w:r>
+          </w:p>
+        </w:tc>
+      </w:tr>
+      <w:tr>
+        <w:tc>
+          <w:tcPr>
+            <w:tcW w:type="dxa" w:w="2448"/>
+          </w:tcPr>
+          <w:p>
+            <w:r>
+              <w:rPr>
+                <w:rFonts w:ascii="Arial" w:hAnsi="Arial"/>
+                <w:sz w:val="16"/>
+              </w:rPr>
+              <w:t>Sprint 1</w:t>
+            </w:r>
+          </w:p>
+        </w:tc>
+        <w:tc>
+          <w:tcPr>
+            <w:tcW w:type="dxa" w:w="2448"/>
+          </w:tcPr>
+          <w:p>
+            <w:r>
+              <w:rPr>
+                <w:rFonts w:ascii="Arial" w:hAnsi="Arial"/>
+                <w:sz w:val="16"/>
+              </w:rPr>
+              <w:t>Fuente confiable de operacion.</w:t>
+            </w:r>
+          </w:p>
+        </w:tc>
+        <w:tc>
+          <w:tcPr>
+            <w:tcW w:type="dxa" w:w="2448"/>
+          </w:tcPr>
+          <w:p>
+            <w:r>
+              <w:rPr>
+                <w:rFonts w:ascii="Arial" w:hAnsi="Arial"/>
+                <w:sz w:val="16"/>
+              </w:rPr>
+              <w:t>Login, sedes, alumnos, asistencia, pagos, gastos, dashboard, auditoria basica.</w:t>
+            </w:r>
+          </w:p>
+        </w:tc>
+        <w:tc>
+          <w:tcPr>
+            <w:tcW w:type="dxa" w:w="2448"/>
+          </w:tcPr>
+          <w:p>
+            <w:r>
+              <w:rPr>
+                <w:rFonts w:ascii="Arial" w:hAnsi="Arial"/>
+                <w:sz w:val="16"/>
+              </w:rPr>
+              <w:t>Demo de cruce asistencia vs cobranza vs gastos.</w:t>
+            </w:r>
+          </w:p>
+        </w:tc>
+      </w:tr>
+      <w:tr>
+        <w:tc>
+          <w:tcPr>
+            <w:tcW w:type="dxa" w:w="2448"/>
+          </w:tcPr>
+          <w:p>
+            <w:r>
+              <w:rPr>
+                <w:rFonts w:ascii="Arial" w:hAnsi="Arial"/>
+                <w:sz w:val="16"/>
+              </w:rPr>
+              <w:t>Sprint 2</w:t>
+            </w:r>
+          </w:p>
+        </w:tc>
+        <w:tc>
+          <w:tcPr>
+            <w:tcW w:type="dxa" w:w="2448"/>
+          </w:tcPr>
+          <w:p>
+            <w:r>
+              <w:rPr>
+                <w:rFonts w:ascii="Arial" w:hAnsi="Arial"/>
+                <w:sz w:val="16"/>
+              </w:rPr>
+              <w:t>Contabilidad, despliegue y movilidad demo.</w:t>
+            </w:r>
+          </w:p>
+        </w:tc>
+        <w:tc>
+          <w:tcPr>
+            <w:tcW w:type="dxa" w:w="2448"/>
+          </w:tcPr>
+          <w:p>
+            <w:r>
+              <w:rPr>
+                <w:rFonts w:ascii="Arial" w:hAnsi="Arial"/>
+                <w:sz w:val="16"/>
+              </w:rPr>
+              <w:t>Excel contable, PAC simulado, PWA, DeepFace local, Render/Supabase preparado.</w:t>
+            </w:r>
+          </w:p>
+        </w:tc>
+        <w:tc>
+          <w:tcPr>
+            <w:tcW w:type="dxa" w:w="2448"/>
+          </w:tcPr>
+          <w:p>
+            <w:r>
+              <w:rPr>
+                <w:rFonts w:ascii="Arial" w:hAnsi="Arial"/>
+                <w:sz w:val="16"/>
+              </w:rPr>
+              <w:t>Demo e2e local estable y documentos actualizados.</w:t>
+            </w:r>
+          </w:p>
+        </w:tc>
+      </w:tr>
+      <w:tr>
+        <w:tc>
+          <w:tcPr>
+            <w:tcW w:type="dxa" w:w="2448"/>
+          </w:tcPr>
+          <w:p>
+            <w:r>
+              <w:rPr>
+                <w:rFonts w:ascii="Arial" w:hAnsi="Arial"/>
+                <w:sz w:val="16"/>
+              </w:rPr>
+              <w:t>Sprint 3</w:t>
+            </w:r>
+          </w:p>
+        </w:tc>
+        <w:tc>
+          <w:tcPr>
+            <w:tcW w:type="dxa" w:w="2448"/>
+          </w:tcPr>
+          <w:p>
+            <w:r>
+              <w:rPr>
+                <w:rFonts w:ascii="Arial" w:hAnsi="Arial"/>
+                <w:sz w:val="16"/>
+              </w:rPr>
+              <w:t>Produccion controlada, historico y seguridad.</w:t>
+            </w:r>
+          </w:p>
+        </w:tc>
+        <w:tc>
+          <w:tcPr>
+            <w:tcW w:type="dxa" w:w="2448"/>
+          </w:tcPr>
+          <w:p>
+            <w:r>
+              <w:rPr>
+                <w:rFonts w:ascii="Arial" w:hAnsi="Arial"/>
+                <w:sz w:val="16"/>
+              </w:rPr>
+              <w:t>Migraciones Supabase, deploy Render, Pages final, importacion historica Excel ampliada, QA automatizado, Sonar, OWASP, storage, backups y monitoreo.</w:t>
+            </w:r>
+          </w:p>
+        </w:tc>
+        <w:tc>
+          <w:tcPr>
+            <w:tcW w:type="dxa" w:w="2448"/>
+          </w:tcPr>
+          <w:p>
+            <w:r>
+              <w:rPr>
+                <w:rFonts w:ascii="Arial" w:hAnsi="Arial"/>
+                <w:sz w:val="16"/>
+              </w:rPr>
+              <w:t>URL productiva estable, historico conciliado, quality gate aprobado y pruebas de seguridad sin hallazgos criticos.</w:t>
+            </w:r>
+          </w:p>
+        </w:tc>
+      </w:tr>
+      <w:tr>
+        <w:tc>
+          <w:tcPr>
+            <w:tcW w:type="dxa" w:w="2448"/>
+          </w:tcPr>
+          <w:p>
+            <w:r>
+              <w:rPr>
+                <w:rFonts w:ascii="Arial" w:hAnsi="Arial"/>
+                <w:sz w:val="16"/>
+              </w:rPr>
+              <w:t>Sprint futuro</w:t>
+            </w:r>
+          </w:p>
+        </w:tc>
+        <w:tc>
+          <w:tcPr>
+            <w:tcW w:type="dxa" w:w="2448"/>
+          </w:tcPr>
+          <w:p>
+            <w:r>
+              <w:rPr>
+                <w:rFonts w:ascii="Arial" w:hAnsi="Arial"/>
+                <w:sz w:val="16"/>
+              </w:rPr>
+              <w:t>Automatizacion avanzada.</w:t>
+            </w:r>
+          </w:p>
+        </w:tc>
+        <w:tc>
+          <w:tcPr>
+            <w:tcW w:type="dxa" w:w="2448"/>
+          </w:tcPr>
+          <w:p>
+            <w:r>
+              <w:rPr>
+                <w:rFonts w:ascii="Arial" w:hAnsi="Arial"/>
+                <w:sz w:val="16"/>
+              </w:rPr>
+              <w:t>SPEI real, terminal real, WhatsApp, OCR, camaras en sede, inventario y modulo deportivo avanzado.</w:t>
+            </w:r>
+          </w:p>
+        </w:tc>
+        <w:tc>
+          <w:tcPr>
+            <w:tcW w:type="dxa" w:w="2448"/>
+          </w:tcPr>
+          <w:p>
+            <w:r>
+              <w:rPr>
+                <w:rFonts w:ascii="Arial" w:hAnsi="Arial"/>
+                <w:sz w:val="16"/>
+              </w:rPr>
+              <w:t>Integraciones con proveedores contratados.</w:t>
+            </w:r>
+          </w:p>
+        </w:tc>
+      </w:tr>
+    </w:tbl>
+    <w:p/>
+    <w:p>
+      <w:pPr>
+        <w:pStyle w:val="Heading1"/>
+      </w:pPr>
+      <w:r>
+        <w:t>4. Gantt operativo propuesto</w:t>
+      </w:r>
+    </w:p>
+    <w:tbl>
+      <w:tblPr>
+        <w:tblStyle w:val="TableGrid"/>
+        <w:tblW w:type="auto" w:w="0"/>
+        <w:tblLook w:firstColumn="1" w:firstRow="1" w:lastColumn="0" w:lastRow="0" w:noHBand="0" w:noVBand="1" w:val="04A0"/>
+      </w:tblPr>
+      <w:tblGrid>
+        <w:gridCol w:w="2448"/>
+        <w:gridCol w:w="2448"/>
+        <w:gridCol w:w="2448"/>
+        <w:gridCol w:w="2448"/>
+      </w:tblGrid>
+      <w:tr>
+        <w:tc>
+          <w:tcPr>
+            <w:tcW w:type="dxa" w:w="2448"/>
+          </w:tcPr>
+          <w:p>
+            <w:r>
+              <w:rPr>
+                <w:rFonts w:ascii="Arial" w:hAnsi="Arial"/>
+                <w:sz w:val="16"/>
+              </w:rPr>
+              <w:t>Semana</w:t>
+            </w:r>
+          </w:p>
+        </w:tc>
+        <w:tc>
+          <w:tcPr>
+            <w:tcW w:type="dxa" w:w="2448"/>
+          </w:tcPr>
+          <w:p>
+            <w:r>
+              <w:rPr>
+                <w:rFonts w:ascii="Arial" w:hAnsi="Arial"/>
+                <w:sz w:val="16"/>
+              </w:rPr>
+              <w:t>Trabajo</w:t>
+            </w:r>
+          </w:p>
+        </w:tc>
+        <w:tc>
+          <w:tcPr>
+            <w:tcW w:type="dxa" w:w="2448"/>
+          </w:tcPr>
+          <w:p>
+            <w:r>
+              <w:rPr>
+                <w:rFonts w:ascii="Arial" w:hAnsi="Arial"/>
+                <w:sz w:val="16"/>
+              </w:rPr>
+              <w:t>Responsable</w:t>
+            </w:r>
+          </w:p>
+        </w:tc>
+        <w:tc>
+          <w:tcPr>
+            <w:tcW w:type="dxa" w:w="2448"/>
+          </w:tcPr>
+          <w:p>
+            <w:r>
+              <w:rPr>
+                <w:rFonts w:ascii="Arial" w:hAnsi="Arial"/>
+                <w:sz w:val="16"/>
+              </w:rPr>
+              <w:t>Dependencias</w:t>
+            </w:r>
+          </w:p>
+        </w:tc>
+      </w:tr>
+      <w:tr>
+        <w:tc>
+          <w:tcPr>
+            <w:tcW w:type="dxa" w:w="2448"/>
+          </w:tcPr>
+          <w:p>
+            <w:r>
+              <w:rPr>
+                <w:rFonts w:ascii="Arial" w:hAnsi="Arial"/>
+                <w:sz w:val="16"/>
+              </w:rPr>
+              <w:t>2026-05-25 a 2026-05-31</w:t>
+            </w:r>
+          </w:p>
+        </w:tc>
+        <w:tc>
+          <w:tcPr>
+            <w:tcW w:type="dxa" w:w="2448"/>
+          </w:tcPr>
+          <w:p>
+            <w:r>
+              <w:rPr>
+                <w:rFonts w:ascii="Arial" w:hAnsi="Arial"/>
+                <w:sz w:val="16"/>
+              </w:rPr>
+              <w:t>Sprint 1 + cierre funcional demo.</w:t>
+            </w:r>
+          </w:p>
+        </w:tc>
+        <w:tc>
+          <w:tcPr>
+            <w:tcW w:type="dxa" w:w="2448"/>
+          </w:tcPr>
+          <w:p>
+            <w:r>
+              <w:rPr>
+                <w:rFonts w:ascii="Arial" w:hAnsi="Arial"/>
+                <w:sz w:val="16"/>
+              </w:rPr>
+              <w:t>Desarrollo</w:t>
+            </w:r>
+          </w:p>
+        </w:tc>
+        <w:tc>
+          <w:tcPr>
+            <w:tcW w:type="dxa" w:w="2448"/>
+          </w:tcPr>
+          <w:p>
+            <w:r>
+              <w:rPr>
+                <w:rFonts w:ascii="Arial" w:hAnsi="Arial"/>
+                <w:sz w:val="16"/>
+              </w:rPr>
+              <w:t>Datos demo y reglas base.</w:t>
+            </w:r>
+          </w:p>
+        </w:tc>
+      </w:tr>
+      <w:tr>
+        <w:tc>
+          <w:tcPr>
+            <w:tcW w:type="dxa" w:w="2448"/>
+          </w:tcPr>
+          <w:p>
+            <w:r>
+              <w:rPr>
+                <w:rFonts w:ascii="Arial" w:hAnsi="Arial"/>
+                <w:sz w:val="16"/>
+              </w:rPr>
+              <w:t>2026-06-01 a 2026-06-07</w:t>
+            </w:r>
+          </w:p>
+        </w:tc>
+        <w:tc>
+          <w:tcPr>
+            <w:tcW w:type="dxa" w:w="2448"/>
+          </w:tcPr>
+          <w:p>
+            <w:r>
+              <w:rPr>
+                <w:rFonts w:ascii="Arial" w:hAnsi="Arial"/>
+                <w:sz w:val="16"/>
+              </w:rPr>
+              <w:t>Sprint 2 local: contabilidad, facturacion simulada, PWA y DeepFace.</w:t>
+            </w:r>
+          </w:p>
+        </w:tc>
+        <w:tc>
+          <w:tcPr>
+            <w:tcW w:type="dxa" w:w="2448"/>
+          </w:tcPr>
+          <w:p>
+            <w:r>
+              <w:rPr>
+                <w:rFonts w:ascii="Arial" w:hAnsi="Arial"/>
+                <w:sz w:val="16"/>
+              </w:rPr>
+              <w:t>Desarrollo + usuario</w:t>
+            </w:r>
+          </w:p>
+        </w:tc>
+        <w:tc>
+          <w:tcPr>
+            <w:tcW w:type="dxa" w:w="2448"/>
+          </w:tcPr>
+          <w:p>
+            <w:r>
+              <w:rPr>
+                <w:rFonts w:ascii="Arial" w:hAnsi="Arial"/>
+                <w:sz w:val="16"/>
+              </w:rPr>
+              <w:t>Fotos demo, pruebas de Excel/PDF/XML.</w:t>
+            </w:r>
+          </w:p>
+        </w:tc>
+      </w:tr>
+      <w:tr>
+        <w:tc>
+          <w:tcPr>
+            <w:tcW w:type="dxa" w:w="2448"/>
+          </w:tcPr>
+          <w:p>
+            <w:r>
+              <w:rPr>
+                <w:rFonts w:ascii="Arial" w:hAnsi="Arial"/>
+                <w:sz w:val="16"/>
+              </w:rPr>
+              <w:t>2026-06-08 a 2026-06-12</w:t>
+            </w:r>
+          </w:p>
+        </w:tc>
+        <w:tc>
+          <w:tcPr>
+            <w:tcW w:type="dxa" w:w="2448"/>
+          </w:tcPr>
+          <w:p>
+            <w:r>
+              <w:rPr>
+                <w:rFonts w:ascii="Arial" w:hAnsi="Arial"/>
+                <w:sz w:val="16"/>
+              </w:rPr>
+              <w:t>Hardening y deploy: Supabase, Render, Pages, variables, smoke tests.</w:t>
+            </w:r>
+          </w:p>
+        </w:tc>
+        <w:tc>
+          <w:tcPr>
+            <w:tcW w:type="dxa" w:w="2448"/>
+          </w:tcPr>
+          <w:p>
+            <w:r>
+              <w:rPr>
+                <w:rFonts w:ascii="Arial" w:hAnsi="Arial"/>
+                <w:sz w:val="16"/>
+              </w:rPr>
+              <w:t>Desarrollo + admin cloud</w:t>
+            </w:r>
+          </w:p>
+        </w:tc>
+        <w:tc>
+          <w:tcPr>
+            <w:tcW w:type="dxa" w:w="2448"/>
+          </w:tcPr>
+          <w:p>
+            <w:r>
+              <w:rPr>
+                <w:rFonts w:ascii="Arial" w:hAnsi="Arial"/>
+                <w:sz w:val="16"/>
+              </w:rPr>
+              <w:t>Password DB, secretos GitHub/Render.</w:t>
+            </w:r>
+          </w:p>
+        </w:tc>
+      </w:tr>
+      <w:tr>
+        <w:tc>
+          <w:tcPr>
+            <w:tcW w:type="dxa" w:w="2448"/>
+          </w:tcPr>
+          <w:p>
+            <w:r>
+              <w:rPr>
+                <w:rFonts w:ascii="Arial" w:hAnsi="Arial"/>
+                <w:sz w:val="16"/>
+              </w:rPr>
+              <w:t>2026-06-10 a 2026-06-14</w:t>
+            </w:r>
+          </w:p>
+        </w:tc>
+        <w:tc>
+          <w:tcPr>
+            <w:tcW w:type="dxa" w:w="2448"/>
+          </w:tcPr>
+          <w:p>
+            <w:r>
+              <w:rPr>
+                <w:rFonts w:ascii="Arial" w:hAnsi="Arial"/>
+                <w:sz w:val="16"/>
+              </w:rPr>
+              <w:t>Importacion historica Excel: perfilado, mapeo, staging, validacion y conciliacion.</w:t>
+            </w:r>
+          </w:p>
+        </w:tc>
+        <w:tc>
+          <w:tcPr>
+            <w:tcW w:type="dxa" w:w="2448"/>
+          </w:tcPr>
+          <w:p>
+            <w:r>
+              <w:rPr>
+                <w:rFonts w:ascii="Arial" w:hAnsi="Arial"/>
+                <w:sz w:val="16"/>
+              </w:rPr>
+              <w:t>Desarrollo + contador</w:t>
+            </w:r>
+          </w:p>
+        </w:tc>
+        <w:tc>
+          <w:tcPr>
+            <w:tcW w:type="dxa" w:w="2448"/>
+          </w:tcPr>
+          <w:p>
+            <w:r>
+              <w:rPr>
+                <w:rFonts w:ascii="Arial" w:hAnsi="Arial"/>
+                <w:sz w:val="16"/>
+              </w:rPr>
+              <w:t>Archivo historico, diccionario de claves y criterios de limpieza.</w:t>
+            </w:r>
+          </w:p>
+        </w:tc>
+      </w:tr>
+      <w:tr>
+        <w:tc>
+          <w:tcPr>
+            <w:tcW w:type="dxa" w:w="2448"/>
+          </w:tcPr>
+          <w:p>
+            <w:r>
+              <w:rPr>
+                <w:rFonts w:ascii="Arial" w:hAnsi="Arial"/>
+                <w:sz w:val="16"/>
+              </w:rPr>
+              <w:t>2026-06-12 a 2026-06-16</w:t>
+            </w:r>
+          </w:p>
+        </w:tc>
+        <w:tc>
+          <w:tcPr>
+            <w:tcW w:type="dxa" w:w="2448"/>
+          </w:tcPr>
+          <w:p>
+            <w:r>
+              <w:rPr>
+                <w:rFonts w:ascii="Arial" w:hAnsi="Arial"/>
+                <w:sz w:val="16"/>
+              </w:rPr>
+              <w:t>Seguridad y QA: Sonar, pytest/Django, Playwright Python, pruebas agresivas de formularios y OWASP ZAP baseline.</w:t>
+            </w:r>
+          </w:p>
+        </w:tc>
+        <w:tc>
+          <w:tcPr>
+            <w:tcW w:type="dxa" w:w="2448"/>
+          </w:tcPr>
+          <w:p>
+            <w:r>
+              <w:rPr>
+                <w:rFonts w:ascii="Arial" w:hAnsi="Arial"/>
+                <w:sz w:val="16"/>
+              </w:rPr>
+              <w:t>Desarrollo + QA</w:t>
+            </w:r>
+          </w:p>
+        </w:tc>
+        <w:tc>
+          <w:tcPr>
+            <w:tcW w:type="dxa" w:w="2448"/>
+          </w:tcPr>
+          <w:p>
+            <w:r>
+              <w:rPr>
+                <w:rFonts w:ascii="Arial" w:hAnsi="Arial"/>
+                <w:sz w:val="16"/>
+              </w:rPr>
+              <w:t>Entorno staging, usuarios por rol y datos anonimizados.</w:t>
+            </w:r>
+          </w:p>
+        </w:tc>
+      </w:tr>
+      <w:tr>
+        <w:tc>
+          <w:tcPr>
+            <w:tcW w:type="dxa" w:w="2448"/>
+          </w:tcPr>
+          <w:p>
+            <w:r>
+              <w:rPr>
+                <w:rFonts w:ascii="Arial" w:hAnsi="Arial"/>
+                <w:sz w:val="16"/>
+              </w:rPr>
+              <w:t>2026-06-15 a 2026-06-21</w:t>
+            </w:r>
+          </w:p>
+        </w:tc>
+        <w:tc>
+          <w:tcPr>
+            <w:tcW w:type="dxa" w:w="2448"/>
+          </w:tcPr>
+          <w:p>
+            <w:r>
+              <w:rPr>
+                <w:rFonts w:ascii="Arial" w:hAnsi="Arial"/>
+                <w:sz w:val="16"/>
+              </w:rPr>
+              <w:t>Piloto con usuarios de una sede, APK Android y datos historicos conciliados.</w:t>
+            </w:r>
+          </w:p>
+        </w:tc>
+        <w:tc>
+          <w:tcPr>
+            <w:tcW w:type="dxa" w:w="2448"/>
+          </w:tcPr>
+          <w:p>
+            <w:r>
+              <w:rPr>
+                <w:rFonts w:ascii="Arial" w:hAnsi="Arial"/>
+                <w:sz w:val="16"/>
+              </w:rPr>
+              <w:t>Operacion + contador</w:t>
+            </w:r>
+          </w:p>
+        </w:tc>
+        <w:tc>
+          <w:tcPr>
+            <w:tcW w:type="dxa" w:w="2448"/>
+          </w:tcPr>
+          <w:p>
+            <w:r>
+              <w:rPr>
+                <w:rFonts w:ascii="Arial" w:hAnsi="Arial"/>
+                <w:sz w:val="16"/>
+              </w:rPr>
+              <w:t>Usuarios reales, historico importado, reglas aprobadas y APK validado.</w:t>
+            </w:r>
+          </w:p>
+        </w:tc>
+      </w:tr>
+    </w:tbl>
+    <w:p/>
+    <w:p>
+      <w:pPr>
+        <w:pStyle w:val="Heading1"/>
+      </w:pPr>
+      <w:r>
+        <w:t>5. Riesgos y controles</w:t>
       </w:r>
     </w:p>
     <w:p>
+      <w:pPr>
+        <w:pStyle w:val="ListBullet"/>
+      </w:pPr>
       <w:r>
-        <w:t>Primero control y trazabilidad; despues automatizacion, integraciones y analitica avanzada. El MVP debe demostrar que asistencia, cobranza, descuentos, gastos y auditoria reducen fugas sin construir un ERP completo.</w:t>
+        <w:t>DeepFace no debe tratarse como control definitivo en produccion sin consentimiento, pruebas de sesgo, camaras controladas y politicas de datos biometricos.</w:t>
+      </w:r>
+    </w:p>
+    <w:p>
+      <w:pPr>
+        <w:pStyle w:val="ListBullet"/>
+      </w:pPr>
+      <w:r>
+        <w:t>Supabase debe recibir migraciones solo despues de validar localmente; no ejecutar seed_demo --reset en datos reales.</w:t>
+      </w:r>
+    </w:p>
+    <w:p>
+      <w:pPr>
+        <w:pStyle w:val="ListBullet"/>
+      </w:pPr>
+      <w:r>
+        <w:t>El password de Postgres no debe guardarse en GitHub; en Render usar POSTGRES_PASSWORD como secreto.</w:t>
+      </w:r>
+    </w:p>
+    <w:p>
+      <w:pPr>
+        <w:pStyle w:val="ListBullet"/>
+      </w:pPr>
+      <w:r>
+        <w:t>Facturacion actual es simulada; no sustituye PAC real ni CFDI fiscal.</w:t>
+      </w:r>
+    </w:p>
+    <w:p>
+      <w:pPr>
+        <w:pStyle w:val="ListBullet"/>
+      </w:pPr>
+      <w:r>
+        <w:t>Efectivo requiere cierre de caja y aceptacion del cliente para reducir disputas, pero no elimina totalmente riesgo operativo.</w:t>
+      </w:r>
+    </w:p>
+    <w:p>
+      <w:pPr>
+        <w:pStyle w:val="ListBullet"/>
+      </w:pPr>
+      <w:r>
+        <w:t>Antes de produccion se deben ejecutar pruebas de seguridad contra inyeccion SQL, acceso indebido por rol, cargas maliciosas y secretos expuestos.</w:t>
+      </w:r>
+    </w:p>
+    <w:p>
+      <w:pPr>
+        <w:pStyle w:val="ListBullet"/>
+      </w:pPr>
+      <w:r>
+        <w:t>La importacion historica puede contaminar reportes si no pasa por staging, conciliacion y firma del contador/admin.</w:t>
       </w:r>
     </w:p>
     <w:p>
@@ -44,7 +1767,1637 @@
         <w:pStyle w:val="Heading1"/>
       </w:pPr>
       <w:r>
-        <w:t>Gobierno</w:t>
+        <w:t>6. Sprint 3: checklist de seguridad, QA y cierre</w:t>
+      </w:r>
+    </w:p>
+    <w:tbl>
+      <w:tblPr>
+        <w:tblStyle w:val="TableGrid"/>
+        <w:tblW w:type="auto" w:w="0"/>
+        <w:tblLook w:firstColumn="1" w:firstRow="1" w:lastColumn="0" w:lastRow="0" w:noHBand="0" w:noVBand="1" w:val="04A0"/>
+      </w:tblPr>
+      <w:tblGrid>
+        <w:gridCol w:w="3264"/>
+        <w:gridCol w:w="3264"/>
+        <w:gridCol w:w="3264"/>
+      </w:tblGrid>
+      <w:tr>
+        <w:tc>
+          <w:tcPr>
+            <w:tcW w:type="dxa" w:w="3264"/>
+          </w:tcPr>
+          <w:p>
+            <w:r>
+              <w:rPr>
+                <w:rFonts w:ascii="Arial" w:hAnsi="Arial"/>
+                <w:sz w:val="16"/>
+              </w:rPr>
+              <w:t>Pendiente Sprint 3</w:t>
+            </w:r>
+          </w:p>
+        </w:tc>
+        <w:tc>
+          <w:tcPr>
+            <w:tcW w:type="dxa" w:w="3264"/>
+          </w:tcPr>
+          <w:p>
+            <w:r>
+              <w:rPr>
+                <w:rFonts w:ascii="Arial" w:hAnsi="Arial"/>
+                <w:sz w:val="16"/>
+              </w:rPr>
+              <w:t>Motivo</w:t>
+            </w:r>
+          </w:p>
+        </w:tc>
+        <w:tc>
+          <w:tcPr>
+            <w:tcW w:type="dxa" w:w="3264"/>
+          </w:tcPr>
+          <w:p>
+            <w:r>
+              <w:rPr>
+                <w:rFonts w:ascii="Arial" w:hAnsi="Arial"/>
+                <w:sz w:val="16"/>
+              </w:rPr>
+              <w:t>Evidencia esperada</w:t>
+            </w:r>
+          </w:p>
+        </w:tc>
+      </w:tr>
+      <w:tr>
+        <w:tc>
+          <w:tcPr>
+            <w:tcW w:type="dxa" w:w="3264"/>
+          </w:tcPr>
+          <w:p>
+            <w:r>
+              <w:rPr>
+                <w:rFonts w:ascii="Arial" w:hAnsi="Arial"/>
+                <w:sz w:val="16"/>
+              </w:rPr>
+              <w:t>Hardening de seguridad</w:t>
+            </w:r>
+          </w:p>
+        </w:tc>
+        <w:tc>
+          <w:tcPr>
+            <w:tcW w:type="dxa" w:w="3264"/>
+          </w:tcPr>
+          <w:p>
+            <w:r>
+              <w:rPr>
+                <w:rFonts w:ascii="Arial" w:hAnsi="Arial"/>
+                <w:sz w:val="16"/>
+              </w:rPr>
+              <w:t>La demo ya toca pagos, menores, fotos, datos medicos y facturas.</w:t>
+            </w:r>
+          </w:p>
+        </w:tc>
+        <w:tc>
+          <w:tcPr>
+            <w:tcW w:type="dxa" w:w="3264"/>
+          </w:tcPr>
+          <w:p>
+            <w:r>
+              <w:rPr>
+                <w:rFonts w:ascii="Arial" w:hAnsi="Arial"/>
+                <w:sz w:val="16"/>
+              </w:rPr>
+              <w:t>Matriz de amenazas, pruebas de permisos y reporte OWASP/Sonar.</w:t>
+            </w:r>
+          </w:p>
+        </w:tc>
+      </w:tr>
+      <w:tr>
+        <w:tc>
+          <w:tcPr>
+            <w:tcW w:type="dxa" w:w="3264"/>
+          </w:tcPr>
+          <w:p>
+            <w:r>
+              <w:rPr>
+                <w:rFonts w:ascii="Arial" w:hAnsi="Arial"/>
+                <w:sz w:val="16"/>
+              </w:rPr>
+              <w:t>QA automatizado</w:t>
+            </w:r>
+          </w:p>
+        </w:tc>
+        <w:tc>
+          <w:tcPr>
+            <w:tcW w:type="dxa" w:w="3264"/>
+          </w:tcPr>
+          <w:p>
+            <w:r>
+              <w:rPr>
+                <w:rFonts w:ascii="Arial" w:hAnsi="Arial"/>
+                <w:sz w:val="16"/>
+              </w:rPr>
+              <w:t>El proyecto ya tiene muchos roles y flujos; probar manualmente no escala.</w:t>
+            </w:r>
+          </w:p>
+        </w:tc>
+        <w:tc>
+          <w:tcPr>
+            <w:tcW w:type="dxa" w:w="3264"/>
+          </w:tcPr>
+          <w:p>
+            <w:r>
+              <w:rPr>
+                <w:rFonts w:ascii="Arial" w:hAnsi="Arial"/>
+                <w:sz w:val="16"/>
+              </w:rPr>
+              <w:t>CI ejecuta Django tests, Playwright y build web/APK.</w:t>
+            </w:r>
+          </w:p>
+        </w:tc>
+      </w:tr>
+      <w:tr>
+        <w:tc>
+          <w:tcPr>
+            <w:tcW w:type="dxa" w:w="3264"/>
+          </w:tcPr>
+          <w:p>
+            <w:r>
+              <w:rPr>
+                <w:rFonts w:ascii="Arial" w:hAnsi="Arial"/>
+                <w:sz w:val="16"/>
+              </w:rPr>
+              <w:t>Sonar</w:t>
+            </w:r>
+          </w:p>
+        </w:tc>
+        <w:tc>
+          <w:tcPr>
+            <w:tcW w:type="dxa" w:w="3264"/>
+          </w:tcPr>
+          <w:p>
+            <w:r>
+              <w:rPr>
+                <w:rFonts w:ascii="Arial" w:hAnsi="Arial"/>
+                <w:sz w:val="16"/>
+              </w:rPr>
+              <w:t>Controlar calidad, duplicacion, bugs y deuda tecnica.</w:t>
+            </w:r>
+          </w:p>
+        </w:tc>
+        <w:tc>
+          <w:tcPr>
+            <w:tcW w:type="dxa" w:w="3264"/>
+          </w:tcPr>
+          <w:p>
+            <w:r>
+              <w:rPr>
+                <w:rFonts w:ascii="Arial" w:hAnsi="Arial"/>
+                <w:sz w:val="16"/>
+              </w:rPr>
+              <w:t>Quality Gate aprobado en GitHub Actions.</w:t>
+            </w:r>
+          </w:p>
+        </w:tc>
+      </w:tr>
+      <w:tr>
+        <w:tc>
+          <w:tcPr>
+            <w:tcW w:type="dxa" w:w="3264"/>
+          </w:tcPr>
+          <w:p>
+            <w:r>
+              <w:rPr>
+                <w:rFonts w:ascii="Arial" w:hAnsi="Arial"/>
+                <w:sz w:val="16"/>
+              </w:rPr>
+              <w:t>Importacion historica ampliada</w:t>
+            </w:r>
+          </w:p>
+        </w:tc>
+        <w:tc>
+          <w:tcPr>
+            <w:tcW w:type="dxa" w:w="3264"/>
+          </w:tcPr>
+          <w:p>
+            <w:r>
+              <w:rPr>
+                <w:rFonts w:ascii="Arial" w:hAnsi="Arial"/>
+                <w:sz w:val="16"/>
+              </w:rPr>
+              <w:t>El primer parser cubre hojas de ingresos/gastos; falta historico completo y staging.</w:t>
+            </w:r>
+          </w:p>
+        </w:tc>
+        <w:tc>
+          <w:tcPr>
+            <w:tcW w:type="dxa" w:w="3264"/>
+          </w:tcPr>
+          <w:p>
+            <w:r>
+              <w:rPr>
+                <w:rFonts w:ascii="Arial" w:hAnsi="Arial"/>
+                <w:sz w:val="16"/>
+              </w:rPr>
+              <w:t>Excel antiguo cargado en staging, conciliado y firmado.</w:t>
+            </w:r>
+          </w:p>
+        </w:tc>
+      </w:tr>
+      <w:tr>
+        <w:tc>
+          <w:tcPr>
+            <w:tcW w:type="dxa" w:w="3264"/>
+          </w:tcPr>
+          <w:p>
+            <w:r>
+              <w:rPr>
+                <w:rFonts w:ascii="Arial" w:hAnsi="Arial"/>
+                <w:sz w:val="16"/>
+              </w:rPr>
+              <w:t>Despliegue productivo final</w:t>
+            </w:r>
+          </w:p>
+        </w:tc>
+        <w:tc>
+          <w:tcPr>
+            <w:tcW w:type="dxa" w:w="3264"/>
+          </w:tcPr>
+          <w:p>
+            <w:r>
+              <w:rPr>
+                <w:rFonts w:ascii="Arial" w:hAnsi="Arial"/>
+                <w:sz w:val="16"/>
+              </w:rPr>
+              <w:t>Sprint 2 quedo local por cambios fuertes.</w:t>
+            </w:r>
+          </w:p>
+        </w:tc>
+        <w:tc>
+          <w:tcPr>
+            <w:tcW w:type="dxa" w:w="3264"/>
+          </w:tcPr>
+          <w:p>
+            <w:r>
+              <w:rPr>
+                <w:rFonts w:ascii="Arial" w:hAnsi="Arial"/>
+                <w:sz w:val="16"/>
+              </w:rPr>
+              <w:t>Render + Supabase + Pages con smoke test y backup.</w:t>
+            </w:r>
+          </w:p>
+        </w:tc>
+      </w:tr>
+      <w:tr>
+        <w:tc>
+          <w:tcPr>
+            <w:tcW w:type="dxa" w:w="3264"/>
+          </w:tcPr>
+          <w:p>
+            <w:r>
+              <w:rPr>
+                <w:rFonts w:ascii="Arial" w:hAnsi="Arial"/>
+                <w:sz w:val="16"/>
+              </w:rPr>
+              <w:t>Android estabilizado</w:t>
+            </w:r>
+          </w:p>
+        </w:tc>
+        <w:tc>
+          <w:tcPr>
+            <w:tcW w:type="dxa" w:w="3264"/>
+          </w:tcPr>
+          <w:p>
+            <w:r>
+              <w:rPr>
+                <w:rFonts w:ascii="Arial" w:hAnsi="Arial"/>
+                <w:sz w:val="16"/>
+              </w:rPr>
+              <w:t>APK debug existe; falta ciclo formal de QA movil.</w:t>
+            </w:r>
+          </w:p>
+        </w:tc>
+        <w:tc>
+          <w:tcPr>
+            <w:tcW w:type="dxa" w:w="3264"/>
+          </w:tcPr>
+          <w:p>
+            <w:r>
+              <w:rPr>
+                <w:rFonts w:ascii="Arial" w:hAnsi="Arial"/>
+                <w:sz w:val="16"/>
+              </w:rPr>
+              <w:t>APK probado en emulador y celular fisico.</w:t>
+            </w:r>
+          </w:p>
+        </w:tc>
+      </w:tr>
+    </w:tbl>
+    <w:p/>
+    <w:tbl>
+      <w:tblPr>
+        <w:tblStyle w:val="TableGrid"/>
+        <w:tblW w:type="auto" w:w="0"/>
+        <w:tblLook w:firstColumn="1" w:firstRow="1" w:lastColumn="0" w:lastRow="0" w:noHBand="0" w:noVBand="1" w:val="04A0"/>
+      </w:tblPr>
+      <w:tblGrid>
+        <w:gridCol w:w="3264"/>
+        <w:gridCol w:w="3264"/>
+        <w:gridCol w:w="3264"/>
+      </w:tblGrid>
+      <w:tr>
+        <w:tc>
+          <w:tcPr>
+            <w:tcW w:type="dxa" w:w="3264"/>
+          </w:tcPr>
+          <w:p>
+            <w:r>
+              <w:rPr>
+                <w:rFonts w:ascii="Arial" w:hAnsi="Arial"/>
+                <w:sz w:val="16"/>
+              </w:rPr>
+              <w:t>Area</w:t>
+            </w:r>
+          </w:p>
+        </w:tc>
+        <w:tc>
+          <w:tcPr>
+            <w:tcW w:type="dxa" w:w="3264"/>
+          </w:tcPr>
+          <w:p>
+            <w:r>
+              <w:rPr>
+                <w:rFonts w:ascii="Arial" w:hAnsi="Arial"/>
+                <w:sz w:val="16"/>
+              </w:rPr>
+              <w:t>Accion Sprint 3</w:t>
+            </w:r>
+          </w:p>
+        </w:tc>
+        <w:tc>
+          <w:tcPr>
+            <w:tcW w:type="dxa" w:w="3264"/>
+          </w:tcPr>
+          <w:p>
+            <w:r>
+              <w:rPr>
+                <w:rFonts w:ascii="Arial" w:hAnsi="Arial"/>
+                <w:sz w:val="16"/>
+              </w:rPr>
+              <w:t>Criterio de salida</w:t>
+            </w:r>
+          </w:p>
+        </w:tc>
+      </w:tr>
+      <w:tr>
+        <w:tc>
+          <w:tcPr>
+            <w:tcW w:type="dxa" w:w="3264"/>
+          </w:tcPr>
+          <w:p>
+            <w:r>
+              <w:rPr>
+                <w:rFonts w:ascii="Arial" w:hAnsi="Arial"/>
+                <w:sz w:val="16"/>
+              </w:rPr>
+              <w:t>SQL injection</w:t>
+            </w:r>
+          </w:p>
+        </w:tc>
+        <w:tc>
+          <w:tcPr>
+            <w:tcW w:type="dxa" w:w="3264"/>
+          </w:tcPr>
+          <w:p>
+            <w:r>
+              <w:rPr>
+                <w:rFonts w:ascii="Arial" w:hAnsi="Arial"/>
+                <w:sz w:val="16"/>
+              </w:rPr>
+              <w:t>Revisar queries crudas, filtros, reportes y parsers; mantener ORM parametrizado y pruebas con payloads maliciosos.</w:t>
+            </w:r>
+          </w:p>
+        </w:tc>
+        <w:tc>
+          <w:tcPr>
+            <w:tcW w:type="dxa" w:w="3264"/>
+          </w:tcPr>
+          <w:p>
+            <w:r>
+              <w:rPr>
+                <w:rFonts w:ascii="Arial" w:hAnsi="Arial"/>
+                <w:sz w:val="16"/>
+              </w:rPr>
+              <w:t>Suite automatizada confirma que filtros/login/importacion no ejecutan SQL no esperado.</w:t>
+            </w:r>
+          </w:p>
+        </w:tc>
+      </w:tr>
+      <w:tr>
+        <w:tc>
+          <w:tcPr>
+            <w:tcW w:type="dxa" w:w="3264"/>
+          </w:tcPr>
+          <w:p>
+            <w:r>
+              <w:rPr>
+                <w:rFonts w:ascii="Arial" w:hAnsi="Arial"/>
+                <w:sz w:val="16"/>
+              </w:rPr>
+              <w:t>Autenticacion</w:t>
+            </w:r>
+          </w:p>
+        </w:tc>
+        <w:tc>
+          <w:tcPr>
+            <w:tcW w:type="dxa" w:w="3264"/>
+          </w:tcPr>
+          <w:p>
+            <w:r>
+              <w:rPr>
+                <w:rFonts w:ascii="Arial" w:hAnsi="Arial"/>
+                <w:sz w:val="16"/>
+              </w:rPr>
+              <w:t>Validar sesiones/token, expiracion, logout, cambio de password y bloqueo de fuerza bruta.</w:t>
+            </w:r>
+          </w:p>
+        </w:tc>
+        <w:tc>
+          <w:tcPr>
+            <w:tcW w:type="dxa" w:w="3264"/>
+          </w:tcPr>
+          <w:p>
+            <w:r>
+              <w:rPr>
+                <w:rFonts w:ascii="Arial" w:hAnsi="Arial"/>
+                <w:sz w:val="16"/>
+              </w:rPr>
+              <w:t>Casos negativos cubiertos y logs de intentos fallidos.</w:t>
+            </w:r>
+          </w:p>
+        </w:tc>
+      </w:tr>
+      <w:tr>
+        <w:tc>
+          <w:tcPr>
+            <w:tcW w:type="dxa" w:w="3264"/>
+          </w:tcPr>
+          <w:p>
+            <w:r>
+              <w:rPr>
+                <w:rFonts w:ascii="Arial" w:hAnsi="Arial"/>
+                <w:sz w:val="16"/>
+              </w:rPr>
+              <w:t>Autorizacion por rol</w:t>
+            </w:r>
+          </w:p>
+        </w:tc>
+        <w:tc>
+          <w:tcPr>
+            <w:tcW w:type="dxa" w:w="3264"/>
+          </w:tcPr>
+          <w:p>
+            <w:r>
+              <w:rPr>
+                <w:rFonts w:ascii="Arial" w:hAnsi="Arial"/>
+                <w:sz w:val="16"/>
+              </w:rPr>
+              <w:t>Pruebas de acceso horizontal/vertical para admin, contador, cajero, coach, tutor y coordinador.</w:t>
+            </w:r>
+          </w:p>
+        </w:tc>
+        <w:tc>
+          <w:tcPr>
+            <w:tcW w:type="dxa" w:w="3264"/>
+          </w:tcPr>
+          <w:p>
+            <w:r>
+              <w:rPr>
+                <w:rFonts w:ascii="Arial" w:hAnsi="Arial"/>
+                <w:sz w:val="16"/>
+              </w:rPr>
+              <w:t>Cada endpoint sensible tiene test de permisos.</w:t>
+            </w:r>
+          </w:p>
+        </w:tc>
+      </w:tr>
+      <w:tr>
+        <w:tc>
+          <w:tcPr>
+            <w:tcW w:type="dxa" w:w="3264"/>
+          </w:tcPr>
+          <w:p>
+            <w:r>
+              <w:rPr>
+                <w:rFonts w:ascii="Arial" w:hAnsi="Arial"/>
+                <w:sz w:val="16"/>
+              </w:rPr>
+              <w:t>Carga de archivos</w:t>
+            </w:r>
+          </w:p>
+        </w:tc>
+        <w:tc>
+          <w:tcPr>
+            <w:tcW w:type="dxa" w:w="3264"/>
+          </w:tcPr>
+          <w:p>
+            <w:r>
+              <w:rPr>
+                <w:rFonts w:ascii="Arial" w:hAnsi="Arial"/>
+                <w:sz w:val="16"/>
+              </w:rPr>
+              <w:t>Validar extension, MIME, tamano, password, hojas permitidas y limpieza de Excel historico.</w:t>
+            </w:r>
+          </w:p>
+        </w:tc>
+        <w:tc>
+          <w:tcPr>
+            <w:tcW w:type="dxa" w:w="3264"/>
+          </w:tcPr>
+          <w:p>
+            <w:r>
+              <w:rPr>
+                <w:rFonts w:ascii="Arial" w:hAnsi="Arial"/>
+                <w:sz w:val="16"/>
+              </w:rPr>
+              <w:t>Archivos corruptos/enormes/protegidos fallan de forma controlada.</w:t>
+            </w:r>
+          </w:p>
+        </w:tc>
+      </w:tr>
+      <w:tr>
+        <w:tc>
+          <w:tcPr>
+            <w:tcW w:type="dxa" w:w="3264"/>
+          </w:tcPr>
+          <w:p>
+            <w:r>
+              <w:rPr>
+                <w:rFonts w:ascii="Arial" w:hAnsi="Arial"/>
+                <w:sz w:val="16"/>
+              </w:rPr>
+              <w:t>Datos personales</w:t>
+            </w:r>
+          </w:p>
+        </w:tc>
+        <w:tc>
+          <w:tcPr>
+            <w:tcW w:type="dxa" w:w="3264"/>
+          </w:tcPr>
+          <w:p>
+            <w:r>
+              <w:rPr>
+                <w:rFonts w:ascii="Arial" w:hAnsi="Arial"/>
+                <w:sz w:val="16"/>
+              </w:rPr>
+              <w:t>Revisar fotos, datos medicos, responsivas y facturas; minimizar exposicion por rol.</w:t>
+            </w:r>
+          </w:p>
+        </w:tc>
+        <w:tc>
+          <w:tcPr>
+            <w:tcW w:type="dxa" w:w="3264"/>
+          </w:tcPr>
+          <w:p>
+            <w:r>
+              <w:rPr>
+                <w:rFonts w:ascii="Arial" w:hAnsi="Arial"/>
+                <w:sz w:val="16"/>
+              </w:rPr>
+              <w:t>Cajero/coach/tutor solo ven datos necesarios.</w:t>
+            </w:r>
+          </w:p>
+        </w:tc>
+      </w:tr>
+      <w:tr>
+        <w:tc>
+          <w:tcPr>
+            <w:tcW w:type="dxa" w:w="3264"/>
+          </w:tcPr>
+          <w:p>
+            <w:r>
+              <w:rPr>
+                <w:rFonts w:ascii="Arial" w:hAnsi="Arial"/>
+                <w:sz w:val="16"/>
+              </w:rPr>
+              <w:t>CORS/CSRF</w:t>
+            </w:r>
+          </w:p>
+        </w:tc>
+        <w:tc>
+          <w:tcPr>
+            <w:tcW w:type="dxa" w:w="3264"/>
+          </w:tcPr>
+          <w:p>
+            <w:r>
+              <w:rPr>
+                <w:rFonts w:ascii="Arial" w:hAnsi="Arial"/>
+                <w:sz w:val="16"/>
+              </w:rPr>
+              <w:t>Endurecer origenes permitidos, headers, HTTPS y cookies si se cambia estrategia de auth.</w:t>
+            </w:r>
+          </w:p>
+        </w:tc>
+        <w:tc>
+          <w:tcPr>
+            <w:tcW w:type="dxa" w:w="3264"/>
+          </w:tcPr>
+          <w:p>
+            <w:r>
+              <w:rPr>
+                <w:rFonts w:ascii="Arial" w:hAnsi="Arial"/>
+                <w:sz w:val="16"/>
+              </w:rPr>
+              <w:t>Produccion no acepta origenes comodin.</w:t>
+            </w:r>
+          </w:p>
+        </w:tc>
+      </w:tr>
+      <w:tr>
+        <w:tc>
+          <w:tcPr>
+            <w:tcW w:type="dxa" w:w="3264"/>
+          </w:tcPr>
+          <w:p>
+            <w:r>
+              <w:rPr>
+                <w:rFonts w:ascii="Arial" w:hAnsi="Arial"/>
+                <w:sz w:val="16"/>
+              </w:rPr>
+              <w:t>Secretos</w:t>
+            </w:r>
+          </w:p>
+        </w:tc>
+        <w:tc>
+          <w:tcPr>
+            <w:tcW w:type="dxa" w:w="3264"/>
+          </w:tcPr>
+          <w:p>
+            <w:r>
+              <w:rPr>
+                <w:rFonts w:ascii="Arial" w:hAnsi="Arial"/>
+                <w:sz w:val="16"/>
+              </w:rPr>
+              <w:t>Validar Render/GitHub/Supabase sin secretos en repo.</w:t>
+            </w:r>
+          </w:p>
+        </w:tc>
+        <w:tc>
+          <w:tcPr>
+            <w:tcW w:type="dxa" w:w="3264"/>
+          </w:tcPr>
+          <w:p>
+            <w:r>
+              <w:rPr>
+                <w:rFonts w:ascii="Arial" w:hAnsi="Arial"/>
+                <w:sz w:val="16"/>
+              </w:rPr>
+              <w:t>git-secrets/trufflehog o equivalente sin hallazgos criticos.</w:t>
+            </w:r>
+          </w:p>
+        </w:tc>
+      </w:tr>
+      <w:tr>
+        <w:tc>
+          <w:tcPr>
+            <w:tcW w:type="dxa" w:w="3264"/>
+          </w:tcPr>
+          <w:p>
+            <w:r>
+              <w:rPr>
+                <w:rFonts w:ascii="Arial" w:hAnsi="Arial"/>
+                <w:sz w:val="16"/>
+              </w:rPr>
+              <w:t>Dependencias</w:t>
+            </w:r>
+          </w:p>
+        </w:tc>
+        <w:tc>
+          <w:tcPr>
+            <w:tcW w:type="dxa" w:w="3264"/>
+          </w:tcPr>
+          <w:p>
+            <w:r>
+              <w:rPr>
+                <w:rFonts w:ascii="Arial" w:hAnsi="Arial"/>
+                <w:sz w:val="16"/>
+              </w:rPr>
+              <w:t>Ejecutar npm audit/pip-audit y fijar actualizaciones criticas.</w:t>
+            </w:r>
+          </w:p>
+        </w:tc>
+        <w:tc>
+          <w:tcPr>
+            <w:tcW w:type="dxa" w:w="3264"/>
+          </w:tcPr>
+          <w:p>
+            <w:r>
+              <w:rPr>
+                <w:rFonts w:ascii="Arial" w:hAnsi="Arial"/>
+                <w:sz w:val="16"/>
+              </w:rPr>
+              <w:t>Sin vulnerabilidades altas conocidas o con excepcion documentada.</w:t>
+            </w:r>
+          </w:p>
+        </w:tc>
+      </w:tr>
+    </w:tbl>
+    <w:p/>
+    <w:tbl>
+      <w:tblPr>
+        <w:tblStyle w:val="TableGrid"/>
+        <w:tblW w:type="auto" w:w="0"/>
+        <w:tblLook w:firstColumn="1" w:firstRow="1" w:lastColumn="0" w:lastRow="0" w:noHBand="0" w:noVBand="1" w:val="04A0"/>
+      </w:tblPr>
+      <w:tblGrid>
+        <w:gridCol w:w="3264"/>
+        <w:gridCol w:w="3264"/>
+        <w:gridCol w:w="3264"/>
+      </w:tblGrid>
+      <w:tr>
+        <w:tc>
+          <w:tcPr>
+            <w:tcW w:type="dxa" w:w="3264"/>
+          </w:tcPr>
+          <w:p>
+            <w:r>
+              <w:rPr>
+                <w:rFonts w:ascii="Arial" w:hAnsi="Arial"/>
+                <w:sz w:val="16"/>
+              </w:rPr>
+              <w:t>Herramienta</w:t>
+            </w:r>
+          </w:p>
+        </w:tc>
+        <w:tc>
+          <w:tcPr>
+            <w:tcW w:type="dxa" w:w="3264"/>
+          </w:tcPr>
+          <w:p>
+            <w:r>
+              <w:rPr>
+                <w:rFonts w:ascii="Arial" w:hAnsi="Arial"/>
+                <w:sz w:val="16"/>
+              </w:rPr>
+              <w:t>Uso propuesto</w:t>
+            </w:r>
+          </w:p>
+        </w:tc>
+        <w:tc>
+          <w:tcPr>
+            <w:tcW w:type="dxa" w:w="3264"/>
+          </w:tcPr>
+          <w:p>
+            <w:r>
+              <w:rPr>
+                <w:rFonts w:ascii="Arial" w:hAnsi="Arial"/>
+                <w:sz w:val="16"/>
+              </w:rPr>
+              <w:t>Resultado esperado</w:t>
+            </w:r>
+          </w:p>
+        </w:tc>
+      </w:tr>
+      <w:tr>
+        <w:tc>
+          <w:tcPr>
+            <w:tcW w:type="dxa" w:w="3264"/>
+          </w:tcPr>
+          <w:p>
+            <w:r>
+              <w:rPr>
+                <w:rFonts w:ascii="Arial" w:hAnsi="Arial"/>
+                <w:sz w:val="16"/>
+              </w:rPr>
+              <w:t>SonarQube / SonarCloud</w:t>
+            </w:r>
+          </w:p>
+        </w:tc>
+        <w:tc>
+          <w:tcPr>
+            <w:tcW w:type="dxa" w:w="3264"/>
+          </w:tcPr>
+          <w:p>
+            <w:r>
+              <w:rPr>
+                <w:rFonts w:ascii="Arial" w:hAnsi="Arial"/>
+                <w:sz w:val="16"/>
+              </w:rPr>
+              <w:t>Analisis estatico de frontend/backend en GitHub Actions: bugs, smells, cobertura, duplicacion y hotspots.</w:t>
+            </w:r>
+          </w:p>
+        </w:tc>
+        <w:tc>
+          <w:tcPr>
+            <w:tcW w:type="dxa" w:w="3264"/>
+          </w:tcPr>
+          <w:p>
+            <w:r>
+              <w:rPr>
+                <w:rFonts w:ascii="Arial" w:hAnsi="Arial"/>
+                <w:sz w:val="16"/>
+              </w:rPr>
+              <w:t>Quality Gate visible por PR/main.</w:t>
+            </w:r>
+          </w:p>
+        </w:tc>
+      </w:tr>
+      <w:tr>
+        <w:tc>
+          <w:tcPr>
+            <w:tcW w:type="dxa" w:w="3264"/>
+          </w:tcPr>
+          <w:p>
+            <w:r>
+              <w:rPr>
+                <w:rFonts w:ascii="Arial" w:hAnsi="Arial"/>
+                <w:sz w:val="16"/>
+              </w:rPr>
+              <w:t>pytest + Django</w:t>
+            </w:r>
+          </w:p>
+        </w:tc>
+        <w:tc>
+          <w:tcPr>
+            <w:tcW w:type="dxa" w:w="3264"/>
+          </w:tcPr>
+          <w:p>
+            <w:r>
+              <w:rPr>
+                <w:rFonts w:ascii="Arial" w:hAnsi="Arial"/>
+                <w:sz w:val="16"/>
+              </w:rPr>
+              <w:t>Tests unitarios/API para modelos, permisos, pagos, facturas, importacion Excel, reportes y auditoria.</w:t>
+            </w:r>
+          </w:p>
+        </w:tc>
+        <w:tc>
+          <w:tcPr>
+            <w:tcW w:type="dxa" w:w="3264"/>
+          </w:tcPr>
+          <w:p>
+            <w:r>
+              <w:rPr>
+                <w:rFonts w:ascii="Arial" w:hAnsi="Arial"/>
+                <w:sz w:val="16"/>
+              </w:rPr>
+              <w:t>Suite backend reproducible en CI.</w:t>
+            </w:r>
+          </w:p>
+        </w:tc>
+      </w:tr>
+      <w:tr>
+        <w:tc>
+          <w:tcPr>
+            <w:tcW w:type="dxa" w:w="3264"/>
+          </w:tcPr>
+          <w:p>
+            <w:r>
+              <w:rPr>
+                <w:rFonts w:ascii="Arial" w:hAnsi="Arial"/>
+                <w:sz w:val="16"/>
+              </w:rPr>
+              <w:t>Playwright Python</w:t>
+            </w:r>
+          </w:p>
+        </w:tc>
+        <w:tc>
+          <w:tcPr>
+            <w:tcW w:type="dxa" w:w="3264"/>
+          </w:tcPr>
+          <w:p>
+            <w:r>
+              <w:rPr>
+                <w:rFonts w:ascii="Arial" w:hAnsi="Arial"/>
+                <w:sz w:val="16"/>
+              </w:rPr>
+              <w:t>Pruebas e2e usando elementos reales de la web: login por rol, navegacion movil, pagos, asistencia, Excel historico y facturas.</w:t>
+            </w:r>
+          </w:p>
+        </w:tc>
+        <w:tc>
+          <w:tcPr>
+            <w:tcW w:type="dxa" w:w="3264"/>
+          </w:tcPr>
+          <w:p>
+            <w:r>
+              <w:rPr>
+                <w:rFonts w:ascii="Arial" w:hAnsi="Arial"/>
+                <w:sz w:val="16"/>
+              </w:rPr>
+              <w:t>Flujos criticos pasan en Chrome headless.</w:t>
+            </w:r>
+          </w:p>
+        </w:tc>
+      </w:tr>
+      <w:tr>
+        <w:tc>
+          <w:tcPr>
+            <w:tcW w:type="dxa" w:w="3264"/>
+          </w:tcPr>
+          <w:p>
+            <w:r>
+              <w:rPr>
+                <w:rFonts w:ascii="Arial" w:hAnsi="Arial"/>
+                <w:sz w:val="16"/>
+              </w:rPr>
+              <w:t>Pruebas agresivas UI</w:t>
+            </w:r>
+          </w:p>
+        </w:tc>
+        <w:tc>
+          <w:tcPr>
+            <w:tcW w:type="dxa" w:w="3264"/>
+          </w:tcPr>
+          <w:p>
+            <w:r>
+              <w:rPr>
+                <w:rFonts w:ascii="Arial" w:hAnsi="Arial"/>
+                <w:sz w:val="16"/>
+              </w:rPr>
+              <w:t>Scripts que llenan formularios con valores largos, caracteres raros, fechas invalidas, montos negativos, clicks rapidos y reloads.</w:t>
+            </w:r>
+          </w:p>
+        </w:tc>
+        <w:tc>
+          <w:tcPr>
+            <w:tcW w:type="dxa" w:w="3264"/>
+          </w:tcPr>
+          <w:p>
+            <w:r>
+              <w:rPr>
+                <w:rFonts w:ascii="Arial" w:hAnsi="Arial"/>
+                <w:sz w:val="16"/>
+              </w:rPr>
+              <w:t>La app no se rompe visualmente ni guarda datos invalidos.</w:t>
+            </w:r>
+          </w:p>
+        </w:tc>
+      </w:tr>
+      <w:tr>
+        <w:tc>
+          <w:tcPr>
+            <w:tcW w:type="dxa" w:w="3264"/>
+          </w:tcPr>
+          <w:p>
+            <w:r>
+              <w:rPr>
+                <w:rFonts w:ascii="Arial" w:hAnsi="Arial"/>
+                <w:sz w:val="16"/>
+              </w:rPr>
+              <w:t>OWASP ZAP baseline</w:t>
+            </w:r>
+          </w:p>
+        </w:tc>
+        <w:tc>
+          <w:tcPr>
+            <w:tcW w:type="dxa" w:w="3264"/>
+          </w:tcPr>
+          <w:p>
+            <w:r>
+              <w:rPr>
+                <w:rFonts w:ascii="Arial" w:hAnsi="Arial"/>
+                <w:sz w:val="16"/>
+              </w:rPr>
+              <w:t>Escaneo automatizado contra entorno staging local/Render.</w:t>
+            </w:r>
+          </w:p>
+        </w:tc>
+        <w:tc>
+          <w:tcPr>
+            <w:tcW w:type="dxa" w:w="3264"/>
+          </w:tcPr>
+          <w:p>
+            <w:r>
+              <w:rPr>
+                <w:rFonts w:ascii="Arial" w:hAnsi="Arial"/>
+                <w:sz w:val="16"/>
+              </w:rPr>
+              <w:t>Reporte sin riesgos altos antes de piloto.</w:t>
+            </w:r>
+          </w:p>
+        </w:tc>
+      </w:tr>
+      <w:tr>
+        <w:tc>
+          <w:tcPr>
+            <w:tcW w:type="dxa" w:w="3264"/>
+          </w:tcPr>
+          <w:p>
+            <w:r>
+              <w:rPr>
+                <w:rFonts w:ascii="Arial" w:hAnsi="Arial"/>
+                <w:sz w:val="16"/>
+              </w:rPr>
+              <w:t>Lighthouse</w:t>
+            </w:r>
+          </w:p>
+        </w:tc>
+        <w:tc>
+          <w:tcPr>
+            <w:tcW w:type="dxa" w:w="3264"/>
+          </w:tcPr>
+          <w:p>
+            <w:r>
+              <w:rPr>
+                <w:rFonts w:ascii="Arial" w:hAnsi="Arial"/>
+                <w:sz w:val="16"/>
+              </w:rPr>
+              <w:t>Revisar PWA, accesibilidad y performance movil.</w:t>
+            </w:r>
+          </w:p>
+        </w:tc>
+        <w:tc>
+          <w:tcPr>
+            <w:tcW w:type="dxa" w:w="3264"/>
+          </w:tcPr>
+          <w:p>
+            <w:r>
+              <w:rPr>
+                <w:rFonts w:ascii="Arial" w:hAnsi="Arial"/>
+                <w:sz w:val="16"/>
+              </w:rPr>
+              <w:t>PWA instalable y sin problemas severos de accesibilidad.</w:t>
+            </w:r>
+          </w:p>
+        </w:tc>
+      </w:tr>
+      <w:tr>
+        <w:tc>
+          <w:tcPr>
+            <w:tcW w:type="dxa" w:w="3264"/>
+          </w:tcPr>
+          <w:p>
+            <w:r>
+              <w:rPr>
+                <w:rFonts w:ascii="Arial" w:hAnsi="Arial"/>
+                <w:sz w:val="16"/>
+              </w:rPr>
+              <w:t>Android smoke</w:t>
+            </w:r>
+          </w:p>
+        </w:tc>
+        <w:tc>
+          <w:tcPr>
+            <w:tcW w:type="dxa" w:w="3264"/>
+          </w:tcPr>
+          <w:p>
+            <w:r>
+              <w:rPr>
+                <w:rFonts w:ascii="Arial" w:hAnsi="Arial"/>
+                <w:sz w:val="16"/>
+              </w:rPr>
+              <w:t>Instalar APK debug en emulador y validar login, menu, tema oscuro y camara.</w:t>
+            </w:r>
+          </w:p>
+        </w:tc>
+        <w:tc>
+          <w:tcPr>
+            <w:tcW w:type="dxa" w:w="3264"/>
+          </w:tcPr>
+          <w:p>
+            <w:r>
+              <w:rPr>
+                <w:rFonts w:ascii="Arial" w:hAnsi="Arial"/>
+                <w:sz w:val="16"/>
+              </w:rPr>
+              <w:t>APK usable antes de compartir demo.</w:t>
+            </w:r>
+          </w:p>
+        </w:tc>
+      </w:tr>
+    </w:tbl>
+    <w:p/>
+    <w:p>
+      <w:pPr>
+        <w:pStyle w:val="Heading1"/>
+      </w:pPr>
+      <w:r>
+        <w:t>6. RACI operativo</w:t>
+      </w:r>
+    </w:p>
+    <w:tbl>
+      <w:tblPr>
+        <w:tblStyle w:val="TableGrid"/>
+        <w:tblW w:type="auto" w:w="0"/>
+        <w:tblLook w:firstColumn="1" w:firstRow="1" w:lastColumn="0" w:lastRow="0" w:noHBand="0" w:noVBand="1" w:val="04A0"/>
+      </w:tblPr>
+      <w:tblGrid>
+        <w:gridCol w:w="1958"/>
+        <w:gridCol w:w="1958"/>
+        <w:gridCol w:w="1958"/>
+        <w:gridCol w:w="1958"/>
+        <w:gridCol w:w="1958"/>
+      </w:tblGrid>
+      <w:tr>
+        <w:tc>
+          <w:tcPr>
+            <w:tcW w:type="dxa" w:w="1958"/>
+          </w:tcPr>
+          <w:p>
+            <w:r>
+              <w:rPr>
+                <w:rFonts w:ascii="Arial" w:hAnsi="Arial"/>
+                <w:sz w:val="16"/>
+              </w:rPr>
+              <w:t>Actividad</w:t>
+            </w:r>
+          </w:p>
+        </w:tc>
+        <w:tc>
+          <w:tcPr>
+            <w:tcW w:type="dxa" w:w="1958"/>
+          </w:tcPr>
+          <w:p>
+            <w:r>
+              <w:rPr>
+                <w:rFonts w:ascii="Arial" w:hAnsi="Arial"/>
+                <w:sz w:val="16"/>
+              </w:rPr>
+              <w:t>Responsable</w:t>
+            </w:r>
+          </w:p>
+        </w:tc>
+        <w:tc>
+          <w:tcPr>
+            <w:tcW w:type="dxa" w:w="1958"/>
+          </w:tcPr>
+          <w:p>
+            <w:r>
+              <w:rPr>
+                <w:rFonts w:ascii="Arial" w:hAnsi="Arial"/>
+                <w:sz w:val="16"/>
+              </w:rPr>
+              <w:t>Aprueba</w:t>
+            </w:r>
+          </w:p>
+        </w:tc>
+        <w:tc>
+          <w:tcPr>
+            <w:tcW w:type="dxa" w:w="1958"/>
+          </w:tcPr>
+          <w:p>
+            <w:r>
+              <w:rPr>
+                <w:rFonts w:ascii="Arial" w:hAnsi="Arial"/>
+                <w:sz w:val="16"/>
+              </w:rPr>
+              <w:t>Consultado</w:t>
+            </w:r>
+          </w:p>
+        </w:tc>
+        <w:tc>
+          <w:tcPr>
+            <w:tcW w:type="dxa" w:w="1958"/>
+          </w:tcPr>
+          <w:p>
+            <w:r>
+              <w:rPr>
+                <w:rFonts w:ascii="Arial" w:hAnsi="Arial"/>
+                <w:sz w:val="16"/>
+              </w:rPr>
+              <w:t>Informado</w:t>
+            </w:r>
+          </w:p>
+        </w:tc>
+      </w:tr>
+      <w:tr>
+        <w:tc>
+          <w:tcPr>
+            <w:tcW w:type="dxa" w:w="1958"/>
+          </w:tcPr>
+          <w:p>
+            <w:r>
+              <w:rPr>
+                <w:rFonts w:ascii="Arial" w:hAnsi="Arial"/>
+                <w:sz w:val="16"/>
+              </w:rPr>
+              <w:t>Reglas de mora/descuento</w:t>
+            </w:r>
+          </w:p>
+        </w:tc>
+        <w:tc>
+          <w:tcPr>
+            <w:tcW w:type="dxa" w:w="1958"/>
+          </w:tcPr>
+          <w:p>
+            <w:r>
+              <w:rPr>
+                <w:rFonts w:ascii="Arial" w:hAnsi="Arial"/>
+                <w:sz w:val="16"/>
+              </w:rPr>
+              <w:t>Administrador</w:t>
+            </w:r>
+          </w:p>
+        </w:tc>
+        <w:tc>
+          <w:tcPr>
+            <w:tcW w:type="dxa" w:w="1958"/>
+          </w:tcPr>
+          <w:p>
+            <w:r>
+              <w:rPr>
+                <w:rFonts w:ascii="Arial" w:hAnsi="Arial"/>
+                <w:sz w:val="16"/>
+              </w:rPr>
+              <w:t>Direccion</w:t>
+            </w:r>
+          </w:p>
+        </w:tc>
+        <w:tc>
+          <w:tcPr>
+            <w:tcW w:type="dxa" w:w="1958"/>
+          </w:tcPr>
+          <w:p>
+            <w:r>
+              <w:rPr>
+                <w:rFonts w:ascii="Arial" w:hAnsi="Arial"/>
+                <w:sz w:val="16"/>
+              </w:rPr>
+              <w:t>Contador / coordinadores</w:t>
+            </w:r>
+          </w:p>
+        </w:tc>
+        <w:tc>
+          <w:tcPr>
+            <w:tcW w:type="dxa" w:w="1958"/>
+          </w:tcPr>
+          <w:p>
+            <w:r>
+              <w:rPr>
+                <w:rFonts w:ascii="Arial" w:hAnsi="Arial"/>
+                <w:sz w:val="16"/>
+              </w:rPr>
+              <w:t>Cajeros / familias</w:t>
+            </w:r>
+          </w:p>
+        </w:tc>
+      </w:tr>
+      <w:tr>
+        <w:tc>
+          <w:tcPr>
+            <w:tcW w:type="dxa" w:w="1958"/>
+          </w:tcPr>
+          <w:p>
+            <w:r>
+              <w:rPr>
+                <w:rFonts w:ascii="Arial" w:hAnsi="Arial"/>
+                <w:sz w:val="16"/>
+              </w:rPr>
+              <w:t>Captura de pago</w:t>
+            </w:r>
+          </w:p>
+        </w:tc>
+        <w:tc>
+          <w:tcPr>
+            <w:tcW w:type="dxa" w:w="1958"/>
+          </w:tcPr>
+          <w:p>
+            <w:r>
+              <w:rPr>
+                <w:rFonts w:ascii="Arial" w:hAnsi="Arial"/>
+                <w:sz w:val="16"/>
+              </w:rPr>
+              <w:t>Cajero</w:t>
+            </w:r>
+          </w:p>
+        </w:tc>
+        <w:tc>
+          <w:tcPr>
+            <w:tcW w:type="dxa" w:w="1958"/>
+          </w:tcPr>
+          <w:p>
+            <w:r>
+              <w:rPr>
+                <w:rFonts w:ascii="Arial" w:hAnsi="Arial"/>
+                <w:sz w:val="16"/>
+              </w:rPr>
+              <w:t>Sistema / cliente en efectivo</w:t>
+            </w:r>
+          </w:p>
+        </w:tc>
+        <w:tc>
+          <w:tcPr>
+            <w:tcW w:type="dxa" w:w="1958"/>
+          </w:tcPr>
+          <w:p>
+            <w:r>
+              <w:rPr>
+                <w:rFonts w:ascii="Arial" w:hAnsi="Arial"/>
+                <w:sz w:val="16"/>
+              </w:rPr>
+              <w:t>Contador</w:t>
+            </w:r>
+          </w:p>
+        </w:tc>
+        <w:tc>
+          <w:tcPr>
+            <w:tcW w:type="dxa" w:w="1958"/>
+          </w:tcPr>
+          <w:p>
+            <w:r>
+              <w:rPr>
+                <w:rFonts w:ascii="Arial" w:hAnsi="Arial"/>
+                <w:sz w:val="16"/>
+              </w:rPr>
+              <w:t>Familia / representante</w:t>
+            </w:r>
+          </w:p>
+        </w:tc>
+      </w:tr>
+      <w:tr>
+        <w:tc>
+          <w:tcPr>
+            <w:tcW w:type="dxa" w:w="1958"/>
+          </w:tcPr>
+          <w:p>
+            <w:r>
+              <w:rPr>
+                <w:rFonts w:ascii="Arial" w:hAnsi="Arial"/>
+                <w:sz w:val="16"/>
+              </w:rPr>
+              <w:t>Autorizacion para jugar con adeudo</w:t>
+            </w:r>
+          </w:p>
+        </w:tc>
+        <w:tc>
+          <w:tcPr>
+            <w:tcW w:type="dxa" w:w="1958"/>
+          </w:tcPr>
+          <w:p>
+            <w:r>
+              <w:rPr>
+                <w:rFonts w:ascii="Arial" w:hAnsi="Arial"/>
+                <w:sz w:val="16"/>
+              </w:rPr>
+              <w:t>Coordinador</w:t>
+            </w:r>
+          </w:p>
+        </w:tc>
+        <w:tc>
+          <w:tcPr>
+            <w:tcW w:type="dxa" w:w="1958"/>
+          </w:tcPr>
+          <w:p>
+            <w:r>
+              <w:rPr>
+                <w:rFonts w:ascii="Arial" w:hAnsi="Arial"/>
+                <w:sz w:val="16"/>
+              </w:rPr>
+              <w:t>Coordinador / direccion segun tope</w:t>
+            </w:r>
+          </w:p>
+        </w:tc>
+        <w:tc>
+          <w:tcPr>
+            <w:tcW w:type="dxa" w:w="1958"/>
+          </w:tcPr>
+          <w:p>
+            <w:r>
+              <w:rPr>
+                <w:rFonts w:ascii="Arial" w:hAnsi="Arial"/>
+                <w:sz w:val="16"/>
+              </w:rPr>
+              <w:t>Cajero</w:t>
+            </w:r>
+          </w:p>
+        </w:tc>
+        <w:tc>
+          <w:tcPr>
+            <w:tcW w:type="dxa" w:w="1958"/>
+          </w:tcPr>
+          <w:p>
+            <w:r>
+              <w:rPr>
+                <w:rFonts w:ascii="Arial" w:hAnsi="Arial"/>
+                <w:sz w:val="16"/>
+              </w:rPr>
+              <w:t>Contador</w:t>
+            </w:r>
+          </w:p>
+        </w:tc>
+      </w:tr>
+      <w:tr>
+        <w:tc>
+          <w:tcPr>
+            <w:tcW w:type="dxa" w:w="1958"/>
+          </w:tcPr>
+          <w:p>
+            <w:r>
+              <w:rPr>
+                <w:rFonts w:ascii="Arial" w:hAnsi="Arial"/>
+                <w:sz w:val="16"/>
+              </w:rPr>
+              <w:t>Gasto operativo</w:t>
+            </w:r>
+          </w:p>
+        </w:tc>
+        <w:tc>
+          <w:tcPr>
+            <w:tcW w:type="dxa" w:w="1958"/>
+          </w:tcPr>
+          <w:p>
+            <w:r>
+              <w:rPr>
+                <w:rFonts w:ascii="Arial" w:hAnsi="Arial"/>
+                <w:sz w:val="16"/>
+              </w:rPr>
+              <w:t>Coordinador</w:t>
+            </w:r>
+          </w:p>
+        </w:tc>
+        <w:tc>
+          <w:tcPr>
+            <w:tcW w:type="dxa" w:w="1958"/>
+          </w:tcPr>
+          <w:p>
+            <w:r>
+              <w:rPr>
+                <w:rFonts w:ascii="Arial" w:hAnsi="Arial"/>
+                <w:sz w:val="16"/>
+              </w:rPr>
+              <w:t>Contador / direccion</w:t>
+            </w:r>
+          </w:p>
+        </w:tc>
+        <w:tc>
+          <w:tcPr>
+            <w:tcW w:type="dxa" w:w="1958"/>
+          </w:tcPr>
+          <w:p>
+            <w:r>
+              <w:rPr>
+                <w:rFonts w:ascii="Arial" w:hAnsi="Arial"/>
+                <w:sz w:val="16"/>
+              </w:rPr>
+              <w:t>Proveedor</w:t>
+            </w:r>
+          </w:p>
+        </w:tc>
+        <w:tc>
+          <w:tcPr>
+            <w:tcW w:type="dxa" w:w="1958"/>
+          </w:tcPr>
+          <w:p>
+            <w:r>
+              <w:rPr>
+                <w:rFonts w:ascii="Arial" w:hAnsi="Arial"/>
+                <w:sz w:val="16"/>
+              </w:rPr>
+              <w:t>Direccion</w:t>
+            </w:r>
+          </w:p>
+        </w:tc>
+      </w:tr>
+      <w:tr>
+        <w:tc>
+          <w:tcPr>
+            <w:tcW w:type="dxa" w:w="1958"/>
+          </w:tcPr>
+          <w:p>
+            <w:r>
+              <w:rPr>
+                <w:rFonts w:ascii="Arial" w:hAnsi="Arial"/>
+                <w:sz w:val="16"/>
+              </w:rPr>
+              <w:t>Cierre de caja</w:t>
+            </w:r>
+          </w:p>
+        </w:tc>
+        <w:tc>
+          <w:tcPr>
+            <w:tcW w:type="dxa" w:w="1958"/>
+          </w:tcPr>
+          <w:p>
+            <w:r>
+              <w:rPr>
+                <w:rFonts w:ascii="Arial" w:hAnsi="Arial"/>
+                <w:sz w:val="16"/>
+              </w:rPr>
+              <w:t>Cajero</w:t>
+            </w:r>
+          </w:p>
+        </w:tc>
+        <w:tc>
+          <w:tcPr>
+            <w:tcW w:type="dxa" w:w="1958"/>
+          </w:tcPr>
+          <w:p>
+            <w:r>
+              <w:rPr>
+                <w:rFonts w:ascii="Arial" w:hAnsi="Arial"/>
+                <w:sz w:val="16"/>
+              </w:rPr>
+              <w:t>Contador</w:t>
+            </w:r>
+          </w:p>
+        </w:tc>
+        <w:tc>
+          <w:tcPr>
+            <w:tcW w:type="dxa" w:w="1958"/>
+          </w:tcPr>
+          <w:p>
+            <w:r>
+              <w:rPr>
+                <w:rFonts w:ascii="Arial" w:hAnsi="Arial"/>
+                <w:sz w:val="16"/>
+              </w:rPr>
+              <w:t>Coordinador</w:t>
+            </w:r>
+          </w:p>
+        </w:tc>
+        <w:tc>
+          <w:tcPr>
+            <w:tcW w:type="dxa" w:w="1958"/>
+          </w:tcPr>
+          <w:p>
+            <w:r>
+              <w:rPr>
+                <w:rFonts w:ascii="Arial" w:hAnsi="Arial"/>
+                <w:sz w:val="16"/>
+              </w:rPr>
+              <w:t>Direccion</w:t>
+            </w:r>
+          </w:p>
+        </w:tc>
+      </w:tr>
+      <w:tr>
+        <w:tc>
+          <w:tcPr>
+            <w:tcW w:type="dxa" w:w="1958"/>
+          </w:tcPr>
+          <w:p>
+            <w:r>
+              <w:rPr>
+                <w:rFonts w:ascii="Arial" w:hAnsi="Arial"/>
+                <w:sz w:val="16"/>
+              </w:rPr>
+              <w:t>Deploy productivo</w:t>
+            </w:r>
+          </w:p>
+        </w:tc>
+        <w:tc>
+          <w:tcPr>
+            <w:tcW w:type="dxa" w:w="1958"/>
+          </w:tcPr>
+          <w:p>
+            <w:r>
+              <w:rPr>
+                <w:rFonts w:ascii="Arial" w:hAnsi="Arial"/>
+                <w:sz w:val="16"/>
+              </w:rPr>
+              <w:t>Desarrollo</w:t>
+            </w:r>
+          </w:p>
+        </w:tc>
+        <w:tc>
+          <w:tcPr>
+            <w:tcW w:type="dxa" w:w="1958"/>
+          </w:tcPr>
+          <w:p>
+            <w:r>
+              <w:rPr>
+                <w:rFonts w:ascii="Arial" w:hAnsi="Arial"/>
+                <w:sz w:val="16"/>
+              </w:rPr>
+              <w:t>Direccion tecnica</w:t>
+            </w:r>
+          </w:p>
+        </w:tc>
+        <w:tc>
+          <w:tcPr>
+            <w:tcW w:type="dxa" w:w="1958"/>
+          </w:tcPr>
+          <w:p>
+            <w:r>
+              <w:rPr>
+                <w:rFonts w:ascii="Arial" w:hAnsi="Arial"/>
+                <w:sz w:val="16"/>
+              </w:rPr>
+              <w:t>Usuario negocio</w:t>
+            </w:r>
+          </w:p>
+        </w:tc>
+        <w:tc>
+          <w:tcPr>
+            <w:tcW w:type="dxa" w:w="1958"/>
+          </w:tcPr>
+          <w:p>
+            <w:r>
+              <w:rPr>
+                <w:rFonts w:ascii="Arial" w:hAnsi="Arial"/>
+                <w:sz w:val="16"/>
+              </w:rPr>
+              <w:t>Operacion</w:t>
+            </w:r>
+          </w:p>
+        </w:tc>
+      </w:tr>
+    </w:tbl>
+    <w:p/>
+    <w:p>
+      <w:pPr>
+        <w:pStyle w:val="Heading1"/>
+      </w:pPr>
+      <w:r>
+        <w:t>7. Definition of Done para Sprint 2</w:t>
       </w:r>
     </w:p>
     <w:p>
@@ -52,7 +3405,7 @@
         <w:pStyle w:val="ListBullet"/>
       </w:pPr>
       <w:r>
-        <w:t>Direccion aprueba reglas y prioridades.</w:t>
+        <w:t>Migraciones locales aplicadas sin errores.</w:t>
       </w:r>
     </w:p>
     <w:p>
@@ -60,7 +3413,7 @@
         <w:pStyle w:val="ListBullet"/>
       </w:pPr>
       <w:r>
-        <w:t>Contador valida reportes y conciliacion.</w:t>
+        <w:t>Seed demo corre y deja usuarios/alumnos/cargos/gastos suficientes para demo.</w:t>
       </w:r>
     </w:p>
     <w:p>
@@ -68,7 +3421,7 @@
         <w:pStyle w:val="ListBullet"/>
       </w:pPr>
       <w:r>
-        <w:t>Coordinador valida cancha y cierres.</w:t>
+        <w:t>Excel contable abre en Excel/LibreOffice y contiene todas las hojas esperadas.</w:t>
       </w:r>
     </w:p>
     <w:p>
@@ -76,7 +3429,7 @@
         <w:pStyle w:val="ListBullet"/>
       </w:pPr>
       <w:r>
-        <w:t>Cajero valida cobros.</w:t>
+        <w:t>Factura simulada se guarda en DB y permite descarga PDF/XML.</w:t>
       </w:r>
     </w:p>
     <w:p>
@@ -84,7 +3437,7 @@
         <w:pStyle w:val="ListBullet"/>
       </w:pPr>
       <w:r>
-        <w:t>Coach valida asistencia y horas.</w:t>
+        <w:t>Coach puede pasar lista manual y facial en local con feedback visual.</w:t>
       </w:r>
     </w:p>
     <w:p>
@@ -92,7 +3445,7 @@
         <w:pStyle w:val="ListBullet"/>
       </w:pPr>
       <w:r>
-        <w:t>Desarrollo implementa, prueba y despliega.</w:t>
+        <w:t>PWA instala en Android desde Chrome.</w:t>
       </w:r>
     </w:p>
     <w:p>
@@ -100,7 +3453,15 @@
         <w:pStyle w:val="ListBullet"/>
       </w:pPr>
       <w:r>
-        <w:t>Cambios que afecten dinero, permisos o datos personales requieren aprobacion formal.</w:t>
+        <w:t>Documentacion SRS, gobernanza, codigo, negocio, despliegue y DeepFace actualizada.</w:t>
+      </w:r>
+    </w:p>
+    <w:p>
+      <w:pPr>
+        <w:pStyle w:val="ListBullet"/>
+      </w:pPr>
+      <w:r>
+        <w:t>Produccion no se reintenta hasta que el usuario apruebe cierre local de Sprint 2.</w:t>
       </w:r>
     </w:p>
     <w:p>
@@ -108,7 +3469,119 @@
         <w:pStyle w:val="Heading1"/>
       </w:pPr>
       <w:r>
-        <w:t>Checklist Sprint 1</w:t>
+        <w:t>8. Runbook de despliegue Sprint 3</w:t>
+      </w:r>
+    </w:p>
+    <w:p>
+      <w:pPr>
+        <w:pStyle w:val="ListNumber"/>
+      </w:pPr>
+      <w:r>
+        <w:t>Congelar rama main con Sprint 2 probado localmente.</w:t>
+      </w:r>
+    </w:p>
+    <w:p>
+      <w:pPr>
+        <w:pStyle w:val="ListNumber"/>
+      </w:pPr>
+      <w:r>
+        <w:t>Respaldar base local/demo y confirmar que no se ejecutara seed destructivo en produccion.</w:t>
+      </w:r>
+    </w:p>
+    <w:p>
+      <w:pPr>
+        <w:pStyle w:val="ListNumber"/>
+      </w:pPr>
+      <w:r>
+        <w:t>Crear/confirmar password de database en Supabase.</w:t>
+      </w:r>
+    </w:p>
+    <w:p>
+      <w:pPr>
+        <w:pStyle w:val="ListNumber"/>
+      </w:pPr>
+      <w:r>
+        <w:t>Configurar POSTGRES_* y secretos Django en Render.</w:t>
+      </w:r>
+    </w:p>
+    <w:p>
+      <w:pPr>
+        <w:pStyle w:val="ListNumber"/>
+      </w:pPr>
+      <w:r>
+        <w:t>Perfilar Excel historico y crear diccionario de columnas, claves, sedes y conceptos.</w:t>
+      </w:r>
+    </w:p>
+    <w:p>
+      <w:pPr>
+        <w:pStyle w:val="ListNumber"/>
+      </w:pPr>
+      <w:r>
+        <w:t>Importar historico primero a tablas staging para validar totales antes de afectar tablas operativas.</w:t>
+      </w:r>
+    </w:p>
+    <w:p>
+      <w:pPr>
+        <w:pStyle w:val="ListNumber"/>
+      </w:pPr>
+      <w:r>
+        <w:t>Conciliar ingresos, egresos, gastos y utilidad contra ESTADO DE RDOS., INGRESOS SEDES y GASTOS SEDES.</w:t>
+      </w:r>
+    </w:p>
+    <w:p>
+      <w:pPr>
+        <w:pStyle w:val="ListNumber"/>
+      </w:pPr>
+      <w:r>
+        <w:t>Ejecutar deploy Render y revisar logs de migracion.</w:t>
+      </w:r>
+    </w:p>
+    <w:p>
+      <w:pPr>
+        <w:pStyle w:val="ListNumber"/>
+      </w:pPr>
+      <w:r>
+        <w:t>Probar /health/ y /api/auth/login/ desde Render.</w:t>
+      </w:r>
+    </w:p>
+    <w:p>
+      <w:pPr>
+        <w:pStyle w:val="ListNumber"/>
+      </w:pPr>
+      <w:r>
+        <w:t>Actualizar variables GitHub Actions: VITE_API_URL y VITE_BASE_PATH.</w:t>
+      </w:r>
+    </w:p>
+    <w:p>
+      <w:pPr>
+        <w:pStyle w:val="ListNumber"/>
+      </w:pPr>
+      <w:r>
+        <w:t>Publicar Pages y probar login real desde la URL publica.</w:t>
+      </w:r>
+    </w:p>
+    <w:p>
+      <w:pPr>
+        <w:pStyle w:val="ListNumber"/>
+      </w:pPr>
+      <w:r>
+        <w:t>Descargar Excel, generar factura simulada, crear pago demo y validar reportes historicos.</w:t>
+      </w:r>
+    </w:p>
+    <w:p>
+      <w:pPr>
+        <w:pStyle w:val="ListNumber"/>
+      </w:pPr>
+      <w:r>
+        <w:t>Registrar evidencia de smoke test, conciliacion historica y aprobar piloto.</w:t>
+      </w:r>
+    </w:p>
+    <w:p>
+      <w:pPr>
+        <w:pStyle w:val="Heading1"/>
+      </w:pPr>
+      <w:r>
+        <w:t>9. Monitoreo minimo</w:t>
       </w:r>
     </w:p>
     <w:p>
@@ -116,7 +3589,7 @@
         <w:pStyle w:val="ListBullet"/>
       </w:pPr>
       <w:r>
-        <w:t>Backend Django/DRF implementado.</w:t>
+        <w:t>Render logs para errores 500, migraciones y CORS.</w:t>
       </w:r>
     </w:p>
     <w:p>
@@ -124,7 +3597,7 @@
         <w:pStyle w:val="ListBullet"/>
       </w:pPr>
       <w:r>
-        <w:t>Frontend React/Tailwind implementado.</w:t>
+        <w:t>Supabase dashboard para conexiones, tablas, crecimiento y consultas lentas.</w:t>
       </w:r>
     </w:p>
     <w:p>
@@ -132,7 +3605,7 @@
         <w:pStyle w:val="ListBullet"/>
       </w:pPr>
       <w:r>
-        <w:t>Roles implementados.</w:t>
+        <w:t>GitHub Actions para build fallido de frontend/backend.</w:t>
       </w:r>
     </w:p>
     <w:p>
@@ -140,7 +3613,15 @@
         <w:pStyle w:val="ListBullet"/>
       </w:pPr>
       <w:r>
-        <w:t>Alumnos y representantes implementados.</w:t>
+        <w:t>Bitacora funcional: facturas emitidas, intentos faciales, pagos en proceso y gastos pendientes.</w:t>
+      </w:r>
+    </w:p>
+    <w:p>
+      <w:pPr>
+        <w:pStyle w:val="Heading1"/>
+      </w:pPr>
+      <w:r>
+        <w:t>10. Gobierno de migracion historica</w:t>
       </w:r>
     </w:p>
     <w:p>
@@ -148,7 +3629,7 @@
         <w:pStyle w:val="ListBullet"/>
       </w:pPr>
       <w:r>
-        <w:t>Asistencia implementada.</w:t>
+        <w:t>Ningun Excel historico debe importarse directo a tablas finales sin pasar por staging.</w:t>
       </w:r>
     </w:p>
     <w:p>
@@ -156,7 +3637,7 @@
         <w:pStyle w:val="ListBullet"/>
       </w:pPr>
       <w:r>
-        <w:t>Cobranza simulada implementada.</w:t>
+        <w:t>Cada carga debe registrar archivo, hash, usuario, fecha, hojas procesadas, filas leidas, filas rechazadas y totales por sede/mes.</w:t>
       </w:r>
     </w:p>
     <w:p>
@@ -164,7 +3645,7 @@
         <w:pStyle w:val="ListBullet"/>
       </w:pPr>
       <w:r>
-        <w:t>Gastos base implementados.</w:t>
+        <w:t>El contador debe aprobar la conciliacion entre origen Excel y datos normalizados antes de activar reportes historicos.</w:t>
       </w:r>
     </w:p>
     <w:p>
@@ -172,7 +3653,7 @@
         <w:pStyle w:val="ListBullet"/>
       </w:pPr>
       <w:r>
-        <w:t>Portal contador implementado.</w:t>
+        <w:t>Las diferencias deben clasificarse como formula rota, duplicado, falta de sede, concepto desconocido, fecha invalida, responsable no identificado o monto inconsistente.</w:t>
       </w:r>
     </w:p>
     <w:p>
@@ -180,380 +3661,12 @@
         <w:pStyle w:val="ListBullet"/>
       </w:pPr>
       <w:r>
-        <w:t>Portal coach implementado.</w:t>
-      </w:r>
-    </w:p>
-    <w:p>
-      <w:pPr>
-        <w:pStyle w:val="ListBullet"/>
-      </w:pPr>
-      <w:r>
-        <w:t>Auditoria automatica parcial.</w:t>
-      </w:r>
-    </w:p>
-    <w:p>
-      <w:pPr>
-        <w:pStyle w:val="ListBullet"/>
-      </w:pPr>
-      <w:r>
-        <w:t>Despliegue pendiente.</w:t>
-      </w:r>
-    </w:p>
-    <w:p>
-      <w:pPr>
-        <w:pStyle w:val="Heading1"/>
-      </w:pPr>
-      <w:r>
-        <w:t>Sprint 2</w:t>
-      </w:r>
-    </w:p>
-    <w:p>
-      <w:pPr>
-        <w:pStyle w:val="ListBullet"/>
-      </w:pPr>
-      <w:r>
-        <w:t>Despliegue staging y produccion.</w:t>
-      </w:r>
-    </w:p>
-    <w:p>
-      <w:pPr>
-        <w:pStyle w:val="ListBullet"/>
-      </w:pPr>
-      <w:r>
-        <w:t>PostgreSQL.</w:t>
-      </w:r>
-    </w:p>
-    <w:p>
-      <w:pPr>
-        <w:pStyle w:val="ListBullet"/>
-      </w:pPr>
-      <w:r>
-        <w:t>S3 compatible.</w:t>
-      </w:r>
-    </w:p>
-    <w:p>
-      <w:pPr>
-        <w:pStyle w:val="ListBullet"/>
-      </w:pPr>
-      <w:r>
-        <w:t>Importacion Excel/Gymforce.</w:t>
-      </w:r>
-    </w:p>
-    <w:p>
-      <w:pPr>
-        <w:pStyle w:val="ListBullet"/>
-      </w:pPr>
-      <w:r>
-        <w:t>Mora y topes.</w:t>
-      </w:r>
-    </w:p>
-    <w:p>
-      <w:pPr>
-        <w:pStyle w:val="ListBullet"/>
-      </w:pPr>
-      <w:r>
-        <w:t>SPEI/terminal reales.</w:t>
-      </w:r>
-    </w:p>
-    <w:p>
-      <w:pPr>
-        <w:pStyle w:val="ListBullet"/>
-      </w:pPr>
-      <w:r>
-        <w:t>Auditoria automatica.</w:t>
-      </w:r>
-    </w:p>
-    <w:p>
-      <w:pPr>
-        <w:pStyle w:val="ListBullet"/>
-      </w:pPr>
-      <w:r>
-        <w:t>Cierre diario.</w:t>
-      </w:r>
-    </w:p>
-    <w:p>
-      <w:pPr>
-        <w:pStyle w:val="ListBullet"/>
-      </w:pPr>
-      <w:r>
-        <w:t>Piloto por sede.</w:t>
-      </w:r>
-    </w:p>
-    <w:p>
-      <w:pPr>
-        <w:pStyle w:val="Heading1"/>
-      </w:pPr>
-      <w:r>
-        <w:t>Despliegue</w:t>
-      </w:r>
-    </w:p>
-    <w:p>
-      <w:pPr>
-        <w:pStyle w:val="ListBullet"/>
-      </w:pPr>
-      <w:r>
-        <w:t>Frontend Vite.</w:t>
-      </w:r>
-    </w:p>
-    <w:p>
-      <w:pPr>
-        <w:pStyle w:val="ListBullet"/>
-      </w:pPr>
-      <w:r>
-        <w:t>Backend Django.</w:t>
-      </w:r>
-    </w:p>
-    <w:p>
-      <w:pPr>
-        <w:pStyle w:val="ListBullet"/>
-      </w:pPr>
-      <w:r>
-        <w:t>PostgreSQL.</w:t>
-      </w:r>
-    </w:p>
-    <w:p>
-      <w:pPr>
-        <w:pStyle w:val="ListBullet"/>
-      </w:pPr>
-      <w:r>
-        <w:t>S3 compatible.</w:t>
-      </w:r>
-    </w:p>
-    <w:p>
-      <w:pPr>
-        <w:pStyle w:val="ListBullet"/>
-      </w:pPr>
-      <w:r>
-        <w:t>HTTPS.</w:t>
-      </w:r>
-    </w:p>
-    <w:p>
-      <w:pPr>
-        <w:pStyle w:val="ListBullet"/>
-      </w:pPr>
-      <w:r>
-        <w:t>Backups.</w:t>
-      </w:r>
-    </w:p>
-    <w:p>
-      <w:pPr>
-        <w:pStyle w:val="ListBullet"/>
-      </w:pPr>
-      <w:r>
-        <w:t>Monitoreo.</w:t>
-      </w:r>
-    </w:p>
-    <w:p>
-      <w:pPr>
-        <w:pStyle w:val="ListBullet"/>
-      </w:pPr>
-      <w:r>
-        <w:t>Sandbox de pagos.</w:t>
-      </w:r>
-    </w:p>
-    <w:p>
-      <w:pPr>
-        <w:pStyle w:val="ListBullet"/>
-      </w:pPr>
-      <w:r>
-        <w:t>Variables de entorno.</w:t>
-      </w:r>
-    </w:p>
-    <w:p>
-      <w:pPr>
-        <w:pStyle w:val="ListBullet"/>
-      </w:pPr>
-      <w:r>
-        <w:t>CORS cerrado.</w:t>
-      </w:r>
-    </w:p>
-    <w:p>
-      <w:pPr>
-        <w:pStyle w:val="ListBullet"/>
-      </w:pPr>
-      <w:r>
-        <w:t>Logs y alertas.</w:t>
-      </w:r>
-    </w:p>
-    <w:p>
-      <w:pPr>
-        <w:pStyle w:val="Heading1"/>
-      </w:pPr>
-      <w:r>
-        <w:t>Calidad</w:t>
-      </w:r>
-    </w:p>
-    <w:p>
-      <w:pPr>
-        <w:pStyle w:val="ListBullet"/>
-      </w:pPr>
-      <w:r>
-        <w:t>Pruebas API.</w:t>
-      </w:r>
-    </w:p>
-    <w:p>
-      <w:pPr>
-        <w:pStyle w:val="ListBullet"/>
-      </w:pPr>
-      <w:r>
-        <w:t>Pruebas manuales por rol.</w:t>
-      </w:r>
-    </w:p>
-    <w:p>
-      <w:pPr>
-        <w:pStyle w:val="ListBullet"/>
-      </w:pPr>
-      <w:r>
-        <w:t>Validacion de datos.</w:t>
-      </w:r>
-    </w:p>
-    <w:p>
-      <w:pPr>
-        <w:pStyle w:val="ListBullet"/>
-      </w:pPr>
-      <w:r>
-        <w:t>Revision de seguridad.</w:t>
-      </w:r>
-    </w:p>
-    <w:p>
-      <w:pPr>
-        <w:pStyle w:val="ListBullet"/>
-      </w:pPr>
-      <w:r>
-        <w:t>Smoke test antes de liberar.</w:t>
-      </w:r>
-    </w:p>
-    <w:p>
-      <w:pPr>
-        <w:pStyle w:val="ListBullet"/>
-      </w:pPr>
-      <w:r>
-        <w:t>Checklist firmado por responsable.</w:t>
-      </w:r>
-    </w:p>
-    <w:p>
-      <w:pPr>
-        <w:pStyle w:val="Heading1"/>
-      </w:pPr>
-      <w:r>
-        <w:t>Capacitacion</w:t>
-      </w:r>
-    </w:p>
-    <w:p>
-      <w:pPr>
-        <w:pStyle w:val="ListBullet"/>
-      </w:pPr>
-      <w:r>
-        <w:t>Cajero: pagos y estados.</w:t>
-      </w:r>
-    </w:p>
-    <w:p>
-      <w:pPr>
-        <w:pStyle w:val="ListBullet"/>
-      </w:pPr>
-      <w:r>
-        <w:t>Coordinador: asistencia y excepciones.</w:t>
-      </w:r>
-    </w:p>
-    <w:p>
-      <w:pPr>
-        <w:pStyle w:val="ListBullet"/>
-      </w:pPr>
-      <w:r>
-        <w:t>Coach: lista, alertas y horas.</w:t>
-      </w:r>
-    </w:p>
-    <w:p>
-      <w:pPr>
-        <w:pStyle w:val="ListBullet"/>
-      </w:pPr>
-      <w:r>
-        <w:t>Contador: Excel y dashboard.</w:t>
-      </w:r>
-    </w:p>
-    <w:p>
-      <w:pPr>
-        <w:pStyle w:val="ListBullet"/>
-      </w:pPr>
-      <w:r>
-        <w:t>Direccion: tablero y riesgos.</w:t>
-      </w:r>
-    </w:p>
-    <w:p>
-      <w:pPr>
-        <w:pStyle w:val="ListBullet"/>
-      </w:pPr>
-      <w:r>
-        <w:t>Representante: adeudos y confirmaciones.</w:t>
-      </w:r>
-    </w:p>
-    <w:p>
-      <w:pPr>
-        <w:pStyle w:val="Heading1"/>
-      </w:pPr>
-      <w:r>
-        <w:t>Riesgos</w:t>
-      </w:r>
-    </w:p>
-    <w:p>
-      <w:pPr>
-        <w:pStyle w:val="ListBullet"/>
-      </w:pPr>
-      <w:r>
-        <w:t>Scope creep.</w:t>
-      </w:r>
-    </w:p>
-    <w:p>
-      <w:pPr>
-        <w:pStyle w:val="ListBullet"/>
-      </w:pPr>
-      <w:r>
-        <w:t>Datos sucios.</w:t>
-      </w:r>
-    </w:p>
-    <w:p>
-      <w:pPr>
-        <w:pStyle w:val="ListBullet"/>
-      </w:pPr>
-      <w:r>
-        <w:t>Efectivo.</w:t>
-      </w:r>
-    </w:p>
-    <w:p>
-      <w:pPr>
-        <w:pStyle w:val="ListBullet"/>
-      </w:pPr>
-      <w:r>
-        <w:t>Reglas ambiguas.</w:t>
-      </w:r>
-    </w:p>
-    <w:p>
-      <w:pPr>
-        <w:pStyle w:val="ListBullet"/>
-      </w:pPr>
-      <w:r>
-        <w:t>Datos sensibles.</w:t>
-      </w:r>
-    </w:p>
-    <w:p>
-      <w:pPr>
-        <w:pStyle w:val="ListBullet"/>
-      </w:pPr>
-      <w:r>
-        <w:t>Dependencia de proveedor de pagos.</w:t>
-      </w:r>
-    </w:p>
-    <w:p>
-      <w:pPr>
-        <w:pStyle w:val="ListBullet"/>
-      </w:pPr>
-      <w:r>
-        <w:t>Baja adopcion.</w:t>
+        <w:t>El sistema debe permitir reimportar de forma idempotente sin duplicar pagos/gastos.</w:t>
       </w:r>
     </w:p>
     <w:sectPr>
       <w:pgSz w:w="12240" w:h="15840"/>
-      <w:pgMar w:top="1080" w:right="1080" w:bottom="1080" w:left="1080" w:header="720" w:footer="720" w:gutter="0"/>
+      <w:pgMar w:top="1224" w:right="1224" w:bottom="1224" w:left="1224" w:header="720" w:footer="720" w:gutter="0"/>
       <w:cols w:space="720"/>
       <w:docGrid w:linePitch="360"/>
     </w:sectPr>
@@ -1015,7 +4128,7 @@
       <w:rFonts w:asciiTheme="majorHAnsi" w:eastAsiaTheme="majorEastAsia" w:hAnsiTheme="majorHAnsi" w:cstheme="majorBidi" w:ascii="Arial" w:hAnsi="Arial"/>
       <w:b/>
       <w:bCs/>
-      <w:color w:val="0F172A"/>
+      <w:color w:val="4F81BD" w:themeColor="accent1"/>
       <w:sz w:val="24"/>
       <w:szCs w:val="26"/>
     </w:rPr>
@@ -1036,11 +4149,10 @@
       <w:outlineLvl w:val="2"/>
     </w:pPr>
     <w:rPr>
-      <w:rFonts w:asciiTheme="majorHAnsi" w:eastAsiaTheme="majorEastAsia" w:hAnsiTheme="majorHAnsi" w:cstheme="majorBidi" w:ascii="Arial" w:hAnsi="Arial"/>
+      <w:rFonts w:asciiTheme="majorHAnsi" w:eastAsiaTheme="majorEastAsia" w:hAnsiTheme="majorHAnsi" w:cstheme="majorBidi"/>
       <w:b/>
       <w:bCs/>
-      <w:color w:val="27272A"/>
-      <w:sz w:val="21"/>
+      <w:color w:val="4F81BD" w:themeColor="accent1"/>
     </w:rPr>
   </w:style>
   <w:style w:type="paragraph" w:styleId="Heading4">
